--- a/rajasthan-nurse-50/Test_04_Full_Test_Ordered.docx
+++ b/rajasthan-nurse-50/Test_04_Full_Test_Ordered.docx
@@ -34,7 +34,7 @@
     </w:p>
     <w:p>
       <w:r>
-        <w:t>Solution: Floods are the most frequent and damaging natural disaster in India.</w:t>
+        <w:t>Solution: ✅ Correct Answer: A. Floods | 🧠 Clinical Rationale: Floods are the most frequent and damaging natural disaster in India. | ❌ Why Not Others? | B — Earthquakes: not the appropriate nursing action here | C — Volcanoes: not the appropriate nursing action here | D — Tsunamis: not the appropriate nursing action here | ⚠️ Exam Trap: Read the exact question — the correct fact and its look-alike options are easy to interchange. | 💎 PNC Pearl: Floods → the most frequent and damaging natural disaster in India</w:t>
       </w:r>
     </w:p>
     <w:p>
@@ -79,7 +79,7 @@
     </w:p>
     <w:p>
       <w:r>
-        <w:t>Solution: Leukaemia suppresses normal marrow cells causing anaemia, thrombocytopenia, and neutropenia with blast infiltration.</w:t>
+        <w:t>Solution: ✅ Correct Answer: A. Anaemia, bleeding, recurrent infections, and organomegaly | 🧠 Clinical Rationale: Leukaemia suppresses normal marrow cells causing anaemia, thrombocytopenia, and neutropenia with blast infiltration. | ❌ Why Not Others? | B — Polycythaemia: not the appropriate nursing action here | C — Hypertension: Chronic hypertension causes most spontaneous intracerebral bleeds. | D — Hyperglycaemia: Is the commonest metabolic complication; monitor glucose and adjust insulin. | ⚠️ Exam Trap: Read the exact question — the correct fact and its look-alike options are easy to interchange. | 💎 PNC Pearl: Anaemia, bleeding, recurrent infections, and organomegaly → Leukaemia suppresses normal marrow cells causing anaemia, thrombocytopenia, and neutropenia with blast infiltration</w:t>
       </w:r>
     </w:p>
     <w:p>
@@ -124,7 +124,7 @@
     </w:p>
     <w:p>
       <w:r>
-        <w:t>Solution: WHO ORS replaces water and electrolytes; IV fluids are for severe dehydration/shock.</w:t>
+        <w:t>Solution: ✅ Correct Answer: A. Oral rehydration solution (ORS) | 🧠 Clinical Rationale: WHO ORS replaces water and electrolytes; IV fluids are for severe dehydration/shock. | ❌ Why Not Others? | B — IV fluids always: not the first | C — Antibiotics: Compliance matters; missed pills and enzyme-inducing drugs reduce OC efficacy. Condoms prevent STIs. — not the first | D — Antidiarrhoeals: not the first | ⚠️ Exam Trap: Read the exact question — the correct fact and its look-alike options are easy to interchange. | 💎 PNC Pearl: Oral rehydration solution (ORS) = the first</w:t>
       </w:r>
     </w:p>
     <w:p>
@@ -169,7 +169,7 @@
     </w:p>
     <w:p>
       <w:r>
-        <w:t>Solution: Weekly iron-folic acid supplementation plus dietary iron prevents adolescent anaemia.</w:t>
+        <w:t>Solution: ✅ Correct Answer: A. Iron-folate supplementation with iron-rich diet | 🧠 Clinical Rationale: Weekly iron-folic acid supplementation plus dietary iron prevents adolescent anaemia. | ❌ Why Not Others? | B — Only milk: not the appropriate nursing action here | C — Skipping meals: Insulin excess, missed meals, and unplanned exertion cause hypoglycaemia. | D — Vitamin A only: not the appropriate nursing action here | ⚠️ Exam Trap: Read the exact question — the correct fact and its look-alike options are easy to interchange. | 💎 PNC Pearl: Iron-folate supplementation with iron-rich diet → Weekly iron-folic acid supplementation plus dietary iron prevents adolescent anaemia</w:t>
       </w:r>
     </w:p>
     <w:p>
@@ -214,7 +214,7 @@
     </w:p>
     <w:p>
       <w:r>
-        <w:t>Solution: The puerperium is the 6-week period when the reproductive organs return to the non-pregnant state.</w:t>
+        <w:t>Solution: ✅ Correct Answer: A. 6 weeks after delivery | 🧠 Clinical Rationale: The puerperium is the 6-week period when the reproductive organs return to the non-pregnant state. | ❌ Why Not Others? | B — 24 hours: Basal (glargine/detemir) insulins provide steady background insulin without a pronounced peak. | C — 3 months: DMPA is administered every 3 months (13 weeks). | D — 1 year: Weight triples by the first birthday (about 9-10 kg). | ⚠️ Exam Trap: Read the exact question — the correct fact and its look-alike options are easy to interchange. | 💎 PNC Pearl: 6 weeks after delivery → The puerperium is the 6-week period when the reproductive organs return to the non-pregnant state</w:t>
       </w:r>
     </w:p>
     <w:p>
@@ -259,7 +259,7 @@
     </w:p>
     <w:p>
       <w:r>
-        <w:t>Solution: Restrict sodium for ascites; protein is adjusted (restricted in hepatic encephalopathy).</w:t>
+        <w:t>Solution: ✅ Correct Answer: A. Low sodium with adequate protein (unless encephalopathy) | 🧠 Clinical Rationale: Restrict sodium for ascites; protein is adjusted (restricted in hepatic encephalopathy). | ❌ Why Not Others? | B — High salt: not the appropriate nursing action here | C — Zero protein: not the appropriate nursing action here | D — High fat: Weight control and fibre reduce gallstone risk. | ⚠️ Exam Trap: Read the exact question — the correct fact and its look-alike options are easy to interchange. | 💎 PNC Pearl: Low sodium with adequate protein (unless encephalopathy) → Restrict sodium for ascites; protein is adjusted (restricted in hepatic encephalopathy)</w:t>
       </w:r>
     </w:p>
     <w:p>
@@ -304,7 +304,7 @@
     </w:p>
     <w:p>
       <w:r>
-        <w:t>Solution: Mania: pressured speech, flight of ideas, inflated mood, and increased activity.</w:t>
+        <w:t>Solution: ✅ Correct Answer: A. Pressured speech, flight of ideas, and grandiosity | 🧠 Clinical Rationale: Mania: pressured speech, flight of ideas, inflated mood, and increased activity. | ❌ Why Not Others? | B — Psychomotor retardation: not the appropriate nursing action here | C — Mutism: not the appropriate nursing action here | D — Flat affect: Negative symptoms (blunted affect, alogia, avolition, anhedonia) are deficits in normal function. | ⚠️ Exam Trap: Read the exact question — the correct fact and its look-alike options are easy to interchange. | 💎 PNC Pearl: Pressured speech, flight of ideas, and grandiosity → Mania: pressured speech, flight of ideas, inflated mood, and increased activity</w:t>
       </w:r>
     </w:p>
     <w:p>
@@ -349,7 +349,7 @@
     </w:p>
     <w:p>
       <w:r>
-        <w:t>Solution: Mid-day meals improve nutrition, attendance, and learning.</w:t>
+        <w:t>Solution: ✅ Correct Answer: A. Improve nutrition and school attendance | 🧠 Clinical Rationale: Mid-day meals improve nutrition, attendance, and learning. | ❌ Why Not Others? | B — Provide medical care: not the appropriate nursing action here | C — Teach cooking: not the appropriate nursing action here | D — Employ cooks only: not the appropriate nursing action here | ⚠️ Exam Trap: Read the exact question — the correct fact and its look-alike options are easy to interchange. | 💎 PNC Pearl: Improve nutrition and school attendance → Mid-day meals improve nutrition, attendance, and learning</w:t>
       </w:r>
     </w:p>
     <w:p>
@@ -394,7 +394,7 @@
     </w:p>
     <w:p>
       <w:r>
-        <w:t>Solution: Wrong drug–wrong patient errors cause the most serious harm; hence two-identifier verification is mandatory.</w:t>
+        <w:t>Solution: ✅ Correct Answer: A. Giving the wrong drug to the wrong client | 🧠 Clinical Rationale: Wrong drug–wrong patient errors cause the most serious harm; hence two-identifier verification is mandatory. | ❌ Why Not Others? | B — Wrong time: not the appropriate nursing action here | C — Wrong route: not the appropriate nursing action here | D — Omitting documentation: not the appropriate nursing action here | ⚠️ Exam Trap: Read the exact question — the correct fact and its look-alike options are easy to interchange. | 💎 PNC Pearl: Giving the wrong drug to the wrong client → Wrong drug–wrong patient errors cause the most serious harm; hence two-identifier verification is mandatory</w:t>
       </w:r>
     </w:p>
     <w:p>
@@ -439,7 +439,7 @@
     </w:p>
     <w:p>
       <w:r>
-        <w:t>Solution: PM-JAY offers ₹5 lakh annual cover per family for secondary and tertiary care.</w:t>
+        <w:t>Solution: ✅ Correct Answer: A. ₹5 lakh per family per year | 🧠 Clinical Rationale: PM-JAY offers ₹5 lakh annual cover per family for secondary and tertiary care. | ❌ Why Not Others? | B — ₹50,000: not the appropriate nursing action here | C — ₹1 lakh: not the appropriate nursing action here | D — ₹25 lakh: Chiranjeevi Yojana gives annual health cover up to ₹25 lakh. | ⚠️ Exam Trap: Read the exact question — the correct fact and its look-alike options are easy to interchange. | 💎 PNC Pearl: ₹5 lakh per family per year → PM-JAY offers ₹5 lakh annual cover per family for secondary and tertiary care</w:t>
       </w:r>
     </w:p>
     <w:p>
@@ -484,7 +484,7 @@
     </w:p>
     <w:p>
       <w:r>
-        <w:t>Solution: Rods function in low light and contain rhodopsin; cones need bright light for colour.</w:t>
+        <w:t>Solution: ✅ Correct Answer: A. Dim light (scotopic vision) | 🧠 Clinical Rationale: Rods function in low light and contain rhodopsin; cones need bright light for colour. | ❌ Why Not Others? | B — Bright colour vision: not the appropriate nursing action here | C — Central vision: not the appropriate nursing action here | D — Daylight only: not the appropriate nursing action here | ⚠️ Exam Trap: Read the exact question — the correct fact and its look-alike options are easy to interchange. | 💎 PNC Pearl: Dim light (scotopic vision) → Rods function in low light and contain rhodopsin; cones need bright light for colour</w:t>
       </w:r>
     </w:p>
     <w:p>
@@ -529,7 +529,7 @@
     </w:p>
     <w:p>
       <w:r>
-        <w:t>Solution: Vaginal examination in placenta praevia can precipitate torrential bleeding; avoid until ultrasound excludes praevia.</w:t>
+        <w:t>Solution: ✅ Correct Answer: A. It can provoke severe haemorrhage | 🧠 Clinical Rationale: Vaginal examination in placenta praevia can precipitate torrential bleeding; avoid until ultrasound excludes praevia. | ❌ Why Not Others? | B — It is painful: not the appropriate nursing action here | C — It causes infection: not the appropriate nursing action here | D — It delays labour: not the appropriate nursing action here | ⚠️ Exam Trap: Read the exact question — the correct fact and its look-alike options are easy to interchange. | 💎 PNC Pearl: It can provoke severe haemorrhage → Vaginal examination in placenta praevia can precipitate torrential bleeding; avoid until ultrasound excludes praevia</w:t>
       </w:r>
     </w:p>
     <w:p>
@@ -574,7 +574,7 @@
     </w:p>
     <w:p>
       <w:r>
-        <w:t>Solution: The AV nodal delay (~0.1 s) lets atrial contraction finish so ventricles fill completely.</w:t>
+        <w:t>Solution: ✅ Correct Answer: A. Time for the atria to complete contraction before ventricles contract | 🧠 Clinical Rationale: The AV nodal delay (~0.1 s) lets atrial contraction finish so ventricles fill completely. | ❌ Why Not Others? | B — Faster ventricular filling: not the appropriate nursing action here | C — Reversal of blood flow: not the appropriate nursing action here | D — Increase in heart rate: not the appropriate nursing action here | ⚠️ Exam Trap: Read the exact question — the correct fact and its look-alike options are easy to interchange. | 💎 PNC Pearl: Time for the atria to complete contraction before ventricles contract → The AV nodal delay (~0.1 s) lets atrial contraction finish so ventricles fill completely</w:t>
       </w:r>
     </w:p>
     <w:p>
@@ -619,7 +619,7 @@
     </w:p>
     <w:p>
       <w:r>
-        <w:t>Solution: Collaborative approaches, psychoeducation, and depot formulations improve adherence; coercion is last resort.</w:t>
+        <w:t>Solution: ✅ Correct Answer: A. Exploring the reason, offering education, and using de-escalation | 🧠 Clinical Rationale: Collaborative approaches, psychoeducation, and depot formulations improve adherence; coercion is last resort. | ❌ Why Not Others? | B — Forcing the medication: not the appropriate nursing action here | C — Discharging: not the appropriate nursing action here | D — Ignoring: Attention filters competing stimuli. | ⚠️ Exam Trap: Read the exact question — the correct fact and its look-alike options are easy to interchange. | 💎 PNC Pearl: Exploring the reason, offering education, and using de-escalation → Collaborative approaches, psychoeducation, and depot formulations improve adherence; coercion is last resort</w:t>
       </w:r>
     </w:p>
     <w:p>
@@ -664,7 +664,7 @@
     </w:p>
     <w:p>
       <w:r>
-        <w:t>Solution: Transient hand carriage transmits most nosocomial pathogens; hand hygiene is the key control.</w:t>
+        <w:t>Solution: ✅ Correct Answer: A. Hands of healthcare workers | 🧠 Clinical Rationale: Transient hand carriage transmits most nosocomial pathogens; hand hygiene is the key control. | ❌ Why Not Others? | B — Air only: not the appropriate nursing action here | C — Water only: not the appropriate nursing action here | D — Food only: not the appropriate nursing action here | ⚠️ Exam Trap: Read the exact question — the correct fact and its look-alike options are easy to interchange. | 💎 PNC Pearl: Hands of healthcare workers → Transient hand carriage transmits most nosocomial pathogens; hand hygiene is the key control</w:t>
       </w:r>
     </w:p>
     <w:p>
@@ -709,7 +709,7 @@
     </w:p>
     <w:p>
       <w:r>
-        <w:t>Solution: Pulmonary circulation is a low-pressure, low-resistance circuit (~25/10 mmHg).</w:t>
+        <w:t>Solution: ✅ Correct Answer: A. Pulmonary vascular resistance is low | 🧠 Clinical Rationale: Pulmonary circulation is a low-pressure, low-resistance circuit (~25/10 mmHg). | ❌ Why Not Others? | B — The right ventricle is thicker: not the appropriate nursing action here | C — The lungs produce more blood: not the appropriate nursing action here | D — Capillaries are absent in the lung: not the appropriate nursing action here | ⚠️ Exam Trap: Read the exact question — the correct fact and its look-alike options are easy to interchange. | 💎 PNC Pearl: Pulmonary vascular resistance is low → Pulmonary circulation is a low-pressure, low-resistance circuit (~25/10 mmHg)</w:t>
       </w:r>
     </w:p>
     <w:p>
@@ -754,7 +754,7 @@
     </w:p>
     <w:p>
       <w:r>
-        <w:t>Solution: Pharmacokinetics = ADME; pharmacodynamics = drug effects on the body.</w:t>
+        <w:t>Solution: ✅ Correct Answer: A. What the body does to the drug (absorption, distribution, metabolism, excretion) | 🧠 Clinical Rationale: Pharmacokinetics = ADME; pharmacodynamics = drug effects on the body. | ❌ Why Not Others? | B — What the drug does to the body: not the appropriate nursing action here | C — Drug manufacturing: not the appropriate nursing action here | D — Drug pricing: not the appropriate nursing action here | ⚠️ Exam Trap: Don’t confuse "What the body does to the drug (absorption, distribution, metabolism, excretion)" with "What the drug does to the body" — they look alike and are easy to interchange. | 💎 PNC Pearl: What the body does to the drug (absorption, distribution, metabolism, excretion) → Pharmacokinetics = ADME; pharmacodynamics = drug effects on the body</w:t>
       </w:r>
     </w:p>
     <w:p>
@@ -799,7 +799,7 @@
     </w:p>
     <w:p>
       <w:r>
-        <w:t>Solution: Non-selective beta-blockade constricts airways; they are avoided in asthma.</w:t>
+        <w:t>Solution: ✅ Correct Answer: A. Asthma and COPD (bronchospasm risk) | 🧠 Clinical Rationale: Non-selective beta-blockade constricts airways; they are avoided in asthma. | ❌ Why Not Others? | B — Hypertension: Chronic hypertension causes most spontaneous intracerebral bleeds. | C — Angina: AS triad: exertional syncope, angina, and dyspnoea; risk of sudden death. | D — Migraine: Most headaches are benign; red flags (early morning, vomiting, focal signs) need imaging. | ⚠️ Exam Trap: Read the exact question — the correct fact and its look-alike options are easy to interchange. | 💎 PNC Pearl: Asthma and COPD (bronchospasm risk) → Non-selective beta-blockade constricts airways; they are avoided in asthma</w:t>
       </w:r>
     </w:p>
     <w:p>
@@ -844,7 +844,7 @@
     </w:p>
     <w:p>
       <w:r>
-        <w:t>Solution: The cortex secretes glucocorticoids, mineralocorticoids, and androgens; adrenaline comes from the medulla.</w:t>
+        <w:t>Solution: ✅ Correct Answer: A. Adrenaline | 🧠 Clinical Rationale: The cortex secretes glucocorticoids, mineralocorticoids, and androgens; adrenaline comes from the medulla. | ❌ Why Not Others? | B — Cortisol: Cortisol = Adrenal cortex — not the odd one out here (question asks EXCEPT) | C — Aldosterone: a true statement, but the question asks EXCEPT | D — Androgens: a true statement, but the question asks EXCEPT | ⚠️ Exam Trap: EXCEPT question — the odd one out is the answer, not the true statements. | 💎 PNC Pearl: In EXCEPT questions, the odd one out is the answer.</w:t>
       </w:r>
     </w:p>
     <w:p>
@@ -889,7 +889,7 @@
     </w:p>
     <w:p>
       <w:r>
-        <w:t>Solution: Wash the wound with soap and water (no squeezing), report to the supervisor, and initiate post-exposure prophylaxis per protocol.</w:t>
+        <w:t>Solution: ✅ Correct Answer: A. Wash the site with soap and water and report immediately | 🧠 Clinical Rationale: Wash the wound with soap and water (no squeezing), report to the supervisor, and initiate post-exposure prophylaxis per protocol. | ❌ Why Not Others? | B — Apply pressure and continue working: not the correct first action | C — Wait and observe the source client: not the correct first action | D — Take a tetanus shot only: not the correct first action | ⚠️ Exam Trap: In priority questions, choose the immediate life-saving nursing action before notification, investigation, or documentation. | 🩺 Clinical Thinking: Recognize → Stabilize → Reassess → Escalate | 💎 PNC Pearl: Wash the site with soap and water and report immediately → Wash the wound with soap and water (no squeezing), report to the supervisor, and initiate post-exposure prophylaxis per protocol</w:t>
       </w:r>
     </w:p>
     <w:p>
@@ -934,7 +934,7 @@
     </w:p>
     <w:p>
       <w:r>
-        <w:t>Solution: S. pneumoniae and non-typeable H. influenzae are the commonest bacterial causes of AOM.</w:t>
+        <w:t>Solution: ✅ Correct Answer: A. Streptococcus pneumoniae and Haemophilus influenzae | 🧠 Clinical Rationale: S. pneumoniae and non-typeable H. influenzae are the commonest bacterial causes of AOM. | ❌ Why Not Others? | B — RSV only: not the appropriate nursing action here | C — Candida: Candidiasis (thrush) and cryptococcal meningitis dominate in AIDS. | D — Mycoplasma: Causes dry cough, fever, and patchy infiltrates; macrolides treat it. | ⚠️ Exam Trap: Read the exact question — the correct fact and its look-alike options are easy to interchange. | 💎 PNC Pearl: Streptococcus pneumoniae and Haemophilus influenzae → S. pneumoniae and non-typeable H. influenzae are the commonest bacterial causes of AOM</w:t>
       </w:r>
     </w:p>
     <w:p>
@@ -979,7 +979,7 @@
     </w:p>
     <w:p>
       <w:r>
-        <w:t>Solution: Glioblastoma is the most common and most malignant primary adult brain tumour.</w:t>
+        <w:t>Solution: ✅ Correct Answer: A. Glioblastoma multiforme | 🧠 Clinical Rationale: Glioblastoma is the most common and most malignant primary adult brain tumour. | ❌ Why Not Others? | B — Meningioma: not the appropriate nursing action here | C — Astrocytoma low grade: not the appropriate nursing action here | D — Ependymoma: not the appropriate nursing action here | ⚠️ Exam Trap: Read the exact question — the correct fact and its look-alike options are easy to interchange. | 💎 PNC Pearl: Glioblastoma multiforme → Glioblastoma is the most common and most malignant primary adult brain tumour</w:t>
       </w:r>
     </w:p>
     <w:p>
@@ -1024,7 +1024,7 @@
     </w:p>
     <w:p>
       <w:r>
-        <w:t>Solution: GFR averages 125 ml/min, i.e., about 180 L of filtrate per day.</w:t>
+        <w:t>Solution: ✅ Correct Answer: A. 125 ml/min | 🧠 Clinical Rationale: GFR averages 125 ml/min, i.e., about 180 L of filtrate per day. | ❌ Why Not Others? | B — 50 ml/min: not the appropriate nursing action here | C — 250 ml/min: not the appropriate nursing action here | D — 10 ml/min: not the appropriate nursing action here | ⚠️ Exam Trap: Read the exact question — the correct fact and its look-alike options are easy to interchange. | 💎 PNC Pearl: 125 ml/min → GFR averages , i.e., about 180 L of filtrate per day</w:t>
       </w:r>
     </w:p>
     <w:p>
@@ -1069,7 +1069,7 @@
     </w:p>
     <w:p>
       <w:r>
-        <w:t>Solution: Doppler detects FHR at 10–12 weeks; fetoscope at 18–20 weeks.</w:t>
+        <w:t>Solution: ✅ Correct Answer: A. 10–12 weeks | 🧠 Clinical Rationale: Doppler detects FHR at 10–12 weeks; fetoscope at 18–20 weeks. | ❌ Why Not Others? | B — 20 weeks: Pre-eclampsia: new hypertension ≥140/90 after 20 weeks with proteinuria and/or end-organ dysfunction. | C — 28 weeks: DIPSI recommends a single 75 g oral glucose at 24-28 weeks; 2-hour value ≥140 mg/dl is GDM. | D — 4 weeks: TT-2 is given ≥4 weeks after TT-1, completed before delivery to ensure protection. | ⚠️ Exam Trap: Read the exact question — the correct fact and its look-alike options are easy to interchange. | 💎 PNC Pearl: 10–12 weeks → Doppler detects FHR at ; fetoscope at 18–20 weeks</w:t>
       </w:r>
     </w:p>
     <w:p>
@@ -1114,7 +1114,7 @@
     </w:p>
     <w:p>
       <w:r>
-        <w:t>Solution: KMC: skin-to-skin contact and breastfeeding reduces mortality in stable LBW infants.</w:t>
+        <w:t>Solution: ✅ Correct Answer: A. Stable low-birth-weight infants (skin-to-skin contact) | 🧠 Clinical Rationale: KMC: skin-to-skin contact and breastfeeding reduces mortality in stable LBW infants. | ❌ Why Not Others? | B — Critically ill ventilated babies: not the appropriate nursing action here | C — Term babies only: not the appropriate nursing action here | D — Children with pneumonia: not the appropriate nursing action here | ⚠️ Exam Trap: Read the exact question — the correct fact and its look-alike options are easy to interchange. | 💎 PNC Pearl: Stable low-birth-weight infants (skin-to-skin contact) → KMC: skin-to-skin contact and breastfeeding reduces mortality in stable LBW infants</w:t>
       </w:r>
     </w:p>
     <w:p>
@@ -1159,7 +1159,7 @@
     </w:p>
     <w:p>
       <w:r>
-        <w:t>Solution: SDG 3 targets reducing global MMR to &lt;70 per 100,000 and ending preventable newborn/child deaths.</w:t>
+        <w:t>Solution: ✅ Correct Answer: A. SDG 3 (good health and well-being) | 🧠 Clinical Rationale: SDG 3 targets reducing global MMR to &lt;70 per 100,000 and ending preventable newborn/child deaths. | ❌ Why Not Others? | B — SDG 1: not the appropriate nursing action here | C — SDG 7: not the appropriate nursing action here | D — SDG 10: not the appropriate nursing action here | ⚠️ Exam Trap: Read the exact question — the correct fact and its look-alike options are easy to interchange. | 💎 PNC Pearl: SDG 3 (good health and well-being) → SDG 3 targets reducing global MMR to &lt;70 per 100,000 and ending preventable newborn/child deaths</w:t>
       </w:r>
     </w:p>
     <w:p>
@@ -1204,7 +1204,7 @@
     </w:p>
     <w:p>
       <w:r>
-        <w:t>Solution: Divalent cations (Ca, Mg, Al, Fe) bind tetracyclines and reduce absorption.</w:t>
+        <w:t>Solution: ✅ Correct Answer: A. Calcium and magnesium chelate the drug, reducing absorption | 🧠 Clinical Rationale: Divalent cations (Ca, Mg, Al, Fe) bind tetracyclines and reduce absorption. | ❌ Why Not Others? | B — They cause vomiting: not the appropriate nursing action here | C — They increase toxicity: not the appropriate nursing action here | D — They stain teeth more: not the appropriate nursing action here | ⚠️ Exam Trap: Read the exact question — the correct fact and its look-alike options are easy to interchange. | 💎 PNC Pearl: Calcium and magnesium chelate the drug, reducing absorption → Divalent cations (Ca, Mg, Al, Fe) bind tetracyclines and reduce absorption</w:t>
       </w:r>
     </w:p>
     <w:p>
@@ -1249,7 +1249,7 @@
     </w:p>
     <w:p>
       <w:r>
-        <w:t>Solution: The fundus descends ~1 cm/day; by day 10 it is usually no longer palpable abdominally.</w:t>
+        <w:t>Solution: ✅ Correct Answer: A. Palpating the fundus and measuring its height relative to the umbilicus | 🧠 Clinical Rationale: The fundus descends ~1 cm/day; by day 10 it is usually no longer palpable abdominally. | ❌ Why Not Others? | B — Counting lochia colour only: not the appropriate nursing action here | C — Measuring temperature: not the appropriate nursing action here | D — Weighing the mother: not the appropriate nursing action here | ⚠️ Exam Trap: Read the exact question — the correct fact and its look-alike options are easy to interchange. | 💎 PNC Pearl: Palpating the fundus and measuring its height relative to the umbilicus → The fundus descends ~1 cm/day; by day 10 it is usually no longer palpable abdominally</w:t>
       </w:r>
     </w:p>
     <w:p>
@@ -1294,7 +1294,7 @@
     </w:p>
     <w:p>
       <w:r>
-        <w:t>Solution: Antibody-dependent enhancement in secondary infection with another serotype increases DHF/DSS risk.</w:t>
+        <w:t>Solution: ✅ Correct Answer: A. Secondary infection with a different dengue serotype | 🧠 Clinical Rationale: Antibody-dependent enhancement in secondary infection with another serotype increases DHF/DSS risk. | ❌ Why Not Others? | B — Primary dengue infection: not the appropriate nursing action here | C — Bacterial superinfection: not the appropriate nursing action here | D — Malnutrition: Growth monitoring identifies underweight, stunting, and wasting early. | ⚠️ Exam Trap: Don’t confuse "Secondary infection with a different dengue serotype" with "Primary dengue infection" — they look alike and are easy to interchange. | 💎 PNC Pearl: Secondary infection with a different dengue serotype → Antibody-dependent enhancement in secondary infection with another serotype increases DHF/DSS risk</w:t>
       </w:r>
     </w:p>
     <w:p>
@@ -1339,7 +1339,7 @@
     </w:p>
     <w:p>
       <w:r>
-        <w:t>Solution: Simulation and models allow safe practice of procedures.</w:t>
+        <w:t>Solution: ✅ Correct Answer: A. Psychomotor skills safely | 🧠 Clinical Rationale: Simulation and models allow safe practice of procedures. | ❌ Why Not Others? | B — Only theory: not the appropriate nursing action here | C — Only ethics: not the appropriate nursing action here | D — Nothing: Never induce vomiting after hydrocarbon ingestion — aspiration pneumonia risk; obtain urgent care. | ⚠️ Exam Trap: Read the exact question — the correct fact and its look-alike options are easy to interchange. | 💎 PNC Pearl: Psychomotor skills safely → Simulation and models allow safe practice of procedures</w:t>
       </w:r>
     </w:p>
     <w:p>
@@ -1384,7 +1384,7 @@
     </w:p>
     <w:p>
       <w:r>
-        <w:t>Solution: Breasts are least nodular and tender about a week after the period starts.</w:t>
+        <w:t>Solution: ✅ Correct Answer: A. 3–5 days after the menstrual period (day 5–7) | 🧠 Clinical Rationale: Breasts are least nodular and tender about a week after the period starts. | ❌ Why Not Others? | B — During menstruation: Blood in the sample from menses or haemorrhoids gives false positives. | C — Only after menopause: not the appropriate nursing action here | D — Never: Crushing SR/ER tablets causes dose dumping. | ⚠️ Exam Trap: Read the exact question — the correct fact and its look-alike options are easy to interchange. | 💎 PNC Pearl: 3–5 days after the menstrual period (day 5–7) → Breasts are least nodular and tender about a week after the period starts</w:t>
       </w:r>
     </w:p>
     <w:p>
@@ -1429,7 +1429,7 @@
     </w:p>
     <w:p>
       <w:r>
-        <w:t>Solution: Left lateral tilt keeps the gravid uterus off the vena cava/aorta, improving venous return and foetal oxygenation.</w:t>
+        <w:t>Solution: ✅ Correct Answer: A. It relieves aortocaval compression and improves placental perfusion | 🧠 Clinical Rationale: Left lateral tilt keeps the gravid uterus off the vena cava/aorta, improving venous return and foetal oxygenation. | ❌ Why Not Others? | B — It speeds dilatation: not the appropriate nursing action here | C — It reduces pain only: not the appropriate nursing action here | D — It prevents infection: not the appropriate nursing action here | ⚠️ Exam Trap: Read the exact question — the correct fact and its look-alike options are easy to interchange. | 💎 PNC Pearl: It relieves aortocaval compression and improves placental perfusion → Left lateral tilt keeps the gravid uterus off the vena cava/aorta, improving venous return and foetal oxygenation</w:t>
       </w:r>
     </w:p>
     <w:p>
@@ -1474,7 +1474,7 @@
     </w:p>
     <w:p>
       <w:r>
-        <w:t>Solution: Health beliefs, practices, and care seeking are culturally and socially determined.</w:t>
+        <w:t>Solution: ✅ Correct Answer: A. Culture and social structure | 🧠 Clinical Rationale: Health beliefs, practices, and care seeking are culturally and socially determined. | ❌ Why Not Others? | B — Only genetics: not the appropriate nursing action here | C — Only climate: not the appropriate nursing action here | D — Only economy: not the appropriate nursing action here | ⚠️ Exam Trap: Read the exact question — the correct fact and its look-alike options are easy to interchange. | 💎 PNC Pearl: Culture and social structure → Health beliefs, practices, and care seeking are culturally and socially determined</w:t>
       </w:r>
     </w:p>
     <w:p>
@@ -1519,7 +1519,7 @@
     </w:p>
     <w:p>
       <w:r>
-        <w:t>Solution: Clozapine causes potentially fatal agranulocytosis; weekly WBC monitoring is mandatory.</w:t>
+        <w:t>Solution: ✅ Correct Answer: A. Agranulocytosis | 🧠 Clinical Rationale: Clozapine causes potentially fatal agranulocytosis; weekly WBC monitoring is mandatory. | ❌ Why Not Others? | B — Weight loss: Severe vomiting causes dehydration, hypokalaemia, ketosis, and weight loss; IV fluids and antiemetics are n... | C — Bradycardia: Bradycardia = 60 beats per minute | D — Constipation: Opioids slow GI motility; prophylactic stool softeners and fluids are routine. | ⚠️ Exam Trap: Read the exact question — the correct fact and its look-alike options are easy to interchange. | 💎 PNC Pearl: Agranulocytosis → Clozapine causes potentially fatal ; weekly WBC monitoring is mandatory</w:t>
       </w:r>
     </w:p>
     <w:p>
@@ -1564,7 +1564,7 @@
     </w:p>
     <w:p>
       <w:r>
-        <w:t>Solution: Baby blues are transient mood swings; persistent depressive symptoms indicate postpartum depression.</w:t>
+        <w:t>Solution: ✅ Correct Answer: A. Occur 3–5 days postpartum and resolve within 2 weeks | 🧠 Clinical Rationale: Baby blues are transient mood swings; persistent depressive symptoms indicate postpartum depression. | ❌ Why Not Others? | B — Persist for 6 months: not the appropriate nursing action here | C — Require hospitalization: not the appropriate nursing action here | D — Involve hallucinations: not the appropriate nursing action here | ⚠️ Exam Trap: Read the exact question — the correct fact and its look-alike options are easy to interchange. | 💎 PNC Pearl: Occur 3–5 days postpartum and resolve within 2 weeks → Baby blues are transient mood swings; persistent depressive symptoms indicate postpartum depression</w:t>
       </w:r>
     </w:p>
     <w:p>
@@ -1609,7 +1609,7 @@
     </w:p>
     <w:p>
       <w:r>
-        <w:t>Solution: Bile is made by hepatocytes; the gallbladder only stores and concentrates it.</w:t>
+        <w:t>Solution: ⚠ MULTIPLE MATCHES: ✅ Correct Answer: A. Liver | 🧠 Clinical Rationale: Bile is made by hepatocytes; the gallbladder only stores and concentrates it. | ❌ Why Not Others? | B — Gallbladder: Treat with fasting, analgesia, and antibiotics; laparoscopic cholecystectomy if recurrent. | C — Pancreas: Pancreatic islets secrete insulin and glucagon. | D — Stomach: NSAIDs cause gastric irritation and bleeding. | ⚠️ Exam Trap: Read the exact question — the correct fact and its look-alike options are easy to interchange. | 💎 PNC Pearl: Bile is made by hepatocytes; the gallbladder only stores and concentrates it. || ✅ Correct Answer: A. Liver | 🧠 Clinical Rationale: The liver makes bile; the gallbladder stores it. | ❌ Why Not Others? | B — Gallbladder: Treat with fasting, analgesia, and antibiotics; laparoscopic cholecystectomy if recurrent. | C — Pancreas: Pancreatic islets secrete insulin and glucagon. | D — Stomach: NSAIDs cause gastric irritation and bleeding. | ⚠️ Exam Trap: Read the exact question — the correct fact and its look-alike options are easy to interchange. | 💎 PNC Pearl: The liver makes bile; the gallbladder stores it.</w:t>
       </w:r>
     </w:p>
     <w:p>
@@ -1654,7 +1654,7 @@
     </w:p>
     <w:p>
       <w:r>
-        <w:t>Solution: Pavlov's experiments paired a neutral stimulus (bell) with food to elicit salivation.</w:t>
+        <w:t>Solution: ✅ Correct Answer: A. Ivan Pavlov (salivating dogs) | 🧠 Clinical Rationale: Pavlov's experiments paired a neutral stimulus (bell) with food to elicit salivation. | ❌ Why Not Others? | B — B.F. Skinner: Skinner's operant conditioning uses reinforcement and punishment. | C — Jean Piaget: Piaget outlined sensorimotor to formal operational stages. | D — Abraham Maslow: Maslow ordered needs from physiological to self-actualization. | ⚠️ Exam Trap: Read the exact question — the correct fact and its look-alike options are easy to interchange. | 💎 PNC Pearl: Ivan Pavlov (salivating dogs) → Pavlov's experiments paired a neutral stimulus (bell) with food to elicit salivation</w:t>
       </w:r>
     </w:p>
     <w:p>
@@ -1699,7 +1699,7 @@
     </w:p>
     <w:p>
       <w:r>
-        <w:t>Solution: Oliguria &lt;30 ml/hr (0.5 ml/kg/hr) signals poor perfusion in shock and after surgery.</w:t>
+        <w:t>Solution: ✅ Correct Answer: A. Output below 30 ml/hr suggests inadequate renal perfusion | 🧠 Clinical Rationale: Oliguria &lt;30 ml/hr (0.5 ml/kg/hr) signals poor perfusion in shock and after surgery. | ❌ Why Not Others? | B — Output reflects only kidney disease: not the appropriate nursing action here | C — It has no significance: not the appropriate nursing action here | D — Output should exceed 200 ml/hr: not the appropriate nursing action here | ⚠️ Exam Trap: Read the exact question — the correct fact and its look-alike options are easy to interchange. | 💎 PNC Pearl: Output below 30 ml/hr suggests inadequate renal perfusion → Oliguria &lt;30 ml/hr (0.5 ml/kg/hr) signals poor perfusion in shock and after surgery</w:t>
       </w:r>
     </w:p>
     <w:p>
@@ -1744,7 +1744,7 @@
     </w:p>
     <w:p>
       <w:r>
-        <w:t>Solution: Moro reflex disappears by 3–4 months; its persistence suggests neurological immaturity or damage.</w:t>
+        <w:t>Solution: ✅ Correct Answer: A. 3–4 months | 🧠 Clinical Rationale: Moro reflex disappears by 3–4 months; its persistence suggests neurological immaturity or damage. | ❌ Why Not Others? | B — 1 month: Acute stress disorder becomes PTSD if symptoms persist beyond 4 weeks. | C — 1 year: Weight triples by the first birthday (about 9-10 kg). | D — 6 weeks: The social smile appears at 6-8 weeks in response to the mother's face and voice. | ⚠️ Exam Trap: Read the exact question — the correct fact and its look-alike options are easy to interchange. | 💎 PNC Pearl: 3–4 months → Moro reflex disappears by ; its persistence suggests neurological immaturity or damage</w:t>
       </w:r>
     </w:p>
     <w:p>
@@ -1789,7 +1789,7 @@
     </w:p>
     <w:p>
       <w:r>
-        <w:t>Solution: Validate the feeling, do not confirm the hallucination, and gently anchor the client to reality.</w:t>
+        <w:t>Solution: ✅ Correct Answer: A. Acknowledge the distress and redirect to reality without agreeing with the voices | 🧠 Clinical Rationale: Validate the feeling, do not confirm the hallucination, and gently anchor the client to reality. | ❌ Why Not Others? | B — Agree the voices are real: not the appropriate nursing action here | C — Tell the client to ignore them: not the appropriate nursing action here | D — Leave the client alone: not the appropriate nursing action here | ⚠️ Exam Trap: Read the exact question — the correct fact and its look-alike options are easy to interchange. | 💎 PNC Pearl: Acknowledge the distress and redirect to reality without agreeing with the voices → Validate the feeling, do not confirm the hallucination, and gently anchor the client to reality</w:t>
       </w:r>
     </w:p>
     <w:p>
@@ -1834,7 +1834,7 @@
     </w:p>
     <w:p>
       <w:r>
-        <w:t>Solution: Autocratic leaders decide alone; democratic leaders involve the group; laissez-faire gives freedom.</w:t>
+        <w:t>Solution: ✅ Correct Answer: A. Autocratic | 🧠 Clinical Rationale: Autocratic leaders decide alone; democratic leaders involve the group; laissez-faire gives freedom. | ❌ Why Not Others? | B — Democratic: Participation increases commitment and satisfaction. | C — Laissez-faire: not the appropriate nursing action here | D — Transformational: not the appropriate nursing action here | ⚠️ Exam Trap: Read the exact question — the correct fact and its look-alike options are easy to interchange. | 💎 PNC Pearl: Autocratic → leaders decide alone; democratic leaders involve the group; laissez-faire gives freedom</w:t>
       </w:r>
     </w:p>
     <w:p>
@@ -1879,7 +1879,7 @@
     </w:p>
     <w:p>
       <w:r>
-        <w:t>Solution: S2 occurs at the start of diastole when the aortic and pulmonary valves close.</w:t>
+        <w:t>Solution: ✅ Correct Answer: A. Closure of the semilunar (aortic and pulmonary) valves | 🧠 Clinical Rationale: S2 occurs at the start of diastole when the aortic and pulmonary valves close. | ❌ Why Not Others? | B — Closure of the AV valves: not the appropriate nursing action here | C — Ventricular contraction: Systole is the contraction phase. | D — Atrial contraction: not the appropriate nursing action here | ⚠️ Exam Trap: Don’t confuse "Closure of the semilunar (aortic and pulmonary) valves" with "Closure of the AV valves" — they look alike and are easy to interchange. | 💎 PNC Pearl: Closure of the semilunar (aortic and pulmonary) valves → S2 occurs at the start of diastole when the aortic and pulmonary valves close</w:t>
       </w:r>
     </w:p>
     <w:p>
@@ -1924,7 +1924,7 @@
     </w:p>
     <w:p>
       <w:r>
-        <w:t>Solution: Sub-centres are the most peripheral health institutions (1 per ~5000 population).</w:t>
+        <w:t>Solution: ✅ Correct Answer: A. Sub-centre | 🧠 Clinical Rationale: Sub-centres are the most peripheral health institutions (1 per ~5000 population). | ❌ Why Not Others? | B — PHC: LHVs supervise ANMs and community health workers. — not the first point | C — CHC: CHCs with surgical and obstetric services act as FRUs. — not the first point | D — District hospital: The district hospital is the apex facility at district level. — not the first point | ⚠️ Exam Trap: Read the exact question — the correct fact and its look-alike options are easy to interchange. | 💎 PNC Pearl: Sub-centre = the first point</w:t>
       </w:r>
     </w:p>
     <w:p>
@@ -1969,7 +1969,7 @@
     </w:p>
     <w:p>
       <w:r>
-        <w:t>Solution: Phototherapy complications include hyperthermia, dehydration, and bronze discolouration; monitor bilirubin response.</w:t>
+        <w:t>Solution: ✅ Correct Answer: A. Bronze baby syndrome or worsening jaundice | 🧠 Clinical Rationale: Phototherapy complications include hyperthermia, dehydration, and bronze discolouration; monitor bilirubin response. | ❌ Why Not Others? | B — Slight dry skin: not the appropriate nursing action here | C — Mild sleepiness: not the appropriate nursing action here | D — Loose stools: not the appropriate nursing action here | ⚠️ Exam Trap: Read the exact question — the correct fact and its look-alike options are easy to interchange. | 💎 PNC Pearl: Bronze baby syndrome or worsening jaundice → Phototherapy complications include hyperthermia, dehydration, and bronze discolouration; monitor bilirubin response</w:t>
       </w:r>
     </w:p>
     <w:p>
@@ -2014,7 +2014,7 @@
     </w:p>
     <w:p>
       <w:r>
-        <w:t>Solution: NHM combines the National Rural Health Mission and National Urban Health Mission.</w:t>
+        <w:t>Solution: ✅ Correct Answer: A. NRHM and NUHM (rural and urban) | 🧠 Clinical Rationale: NHM combines the National Rural Health Mission and National Urban Health Mission. | ❌ Why Not Others? | B — Only hospitals: not the appropriate nursing action here | C — Only medical colleges: not the appropriate nursing action here | D — Only private care: not the appropriate nursing action here | ⚠️ Exam Trap: Read the exact question — the correct fact and its look-alike options are easy to interchange. | 💎 PNC Pearl: NRHM and NUHM (rural and urban) → NHM combines the National Rural Health Mission and National Urban Health Mission</w:t>
       </w:r>
     </w:p>
     <w:p>
@@ -2059,7 +2059,7 @@
     </w:p>
     <w:p>
       <w:r>
-        <w:t>Solution: The first nursing school in India was started at St. Thomas Hospital, Madras in 1864.</w:t>
+        <w:t>Solution: ✅ Correct Answer: A. Madras (St. Thomas Hospital, 1864) | 🧠 Clinical Rationale: The first nursing school in India was started at St. Thomas Hospital, Madras in 1864. | ❌ Why Not Others? | B — Delhi (1910): not the first school | C — Mumbai (1900): not the first school | D — Kolkata (1880): not the first school | ⚠️ Exam Trap: Read the exact question — the correct fact and its look-alike options are easy to interchange. | 💎 PNC Pearl: Madras (St. Thomas Hospital, 1864) = the first school</w:t>
       </w:r>
     </w:p>
     <w:p>
@@ -2104,7 +2104,7 @@
     </w:p>
     <w:p>
       <w:r>
-        <w:t>Solution: p&lt;0.05 suggests the finding is unlikely due to chance alone; clinical significance is judged separately.</w:t>
+        <w:t>Solution: ✅ Correct Answer: A. The result is statistically significant | 🧠 Clinical Rationale: p&lt;0.05 suggests the finding is unlikely due to chance alone; clinical significance is judged separately. | ❌ Why Not Others? | B — The result is always clinically important: not the appropriate nursing action here | C — The sample is large: not the appropriate nursing action here | D — The study failed: not the appropriate nursing action here | ⚠️ Exam Trap: Read the exact question — the correct fact and its look-alike options are easy to interchange. | 💎 PNC Pearl: The result is statistically significant → p&lt;0.05 suggests the finding is unlikely due to chance alone; clinical significance is judged separately</w:t>
       </w:r>
     </w:p>
     <w:p>
@@ -2149,7 +2149,7 @@
     </w:p>
     <w:p>
       <w:r>
-        <w:t>Solution: Inventory management balances availability with cost.</w:t>
+        <w:t>Solution: ✅ Correct Answer: A. Prevent stockouts and wastage of supplies | 🧠 Clinical Rationale: Inventory management balances availability with cost. | ❌ Why Not Others? | B — Maximize stock loss: not the appropriate nursing action here | C — Ignore usage: not the appropriate nursing action here | D — Store everything: not the appropriate nursing action here | ⚠️ Exam Trap: Read the exact question — the correct fact and its look-alike options are easy to interchange. | 💎 PNC Pearl: Prevent stockouts and wastage of supplies → Inventory management balances availability with cost</w:t>
       </w:r>
     </w:p>
     <w:p>
@@ -2194,7 +2194,7 @@
     </w:p>
     <w:p>
       <w:r>
-        <w:t>Solution: Cones mediate colour and daylight vision; rods are for dim light and black-white vision.</w:t>
+        <w:t>Solution: ✅ Correct Answer: A. Cones | 🧠 Clinical Rationale: Cones mediate colour and daylight vision; rods are for dim light and black-white vision. | ❌ Why Not Others? | B — Rods: not the appropriate nursing action here | C — Bipolar cells: not the appropriate nursing action here | D — Ganglion cells: not the appropriate nursing action here | ⚠️ Exam Trap: Read the exact question — the correct fact and its look-alike options are easy to interchange. | 💎 PNC Pearl: Cones → mediate colour and daylight vision; rods are for dim light and black-white vision</w:t>
       </w:r>
     </w:p>
     <w:p>
@@ -2239,7 +2239,7 @@
     </w:p>
     <w:p>
       <w:r>
-        <w:t>Solution: Elevated mood suggests mania; schizophrenia features psychosis (hallucinations, delusions, disorganization, negative symptoms).</w:t>
+        <w:t>Solution: ✅ Correct Answer: A. Elevated mood with grandiosity | 🧠 Clinical Rationale: Elevated mood suggests mania; schizophrenia features psychosis (hallucinations, delusions, disorganization, negative symptoms). | ❌ Why Not Others? | B — Hallucinations: a true statement, but the question asks EXCEPT | C — Delusions: a true statement, but the question asks EXCEPT | D — Disorganized speech: a true statement, but the question asks EXCEPT | ⚠️ Exam Trap: EXCEPT question — the odd one out is the answer, not the true statements. | 💎 PNC Pearl: In EXCEPT questions, the odd one out is the answer.</w:t>
       </w:r>
     </w:p>
     <w:p>
@@ -2284,7 +2284,7 @@
     </w:p>
     <w:p>
       <w:r>
-        <w:t>Solution: Renin is released on low renal perfusion and starts the RAAS cascade.</w:t>
+        <w:t>Solution: ✅ Correct Answer: A. Renin | 🧠 Clinical Rationale: Renin is released on low renal perfusion and starts the RAAS cascade. | ❌ Why Not Others? | B — Erythropoietin: From kidney peritubular cells in response to hypoxia, stimulates erythropoiesis. | C — Aldosterone: Acts on the DCT for Na+/K+ exchange. | D — ADH: Inserts aquaporins to reabsorb water. | ⚠️ Exam Trap: Read the exact question — the correct fact and its look-alike options are easy to interchange. | 💎 PNC Pearl: Renin → released on low renal perfusion and starts the RAAS cascade</w:t>
       </w:r>
     </w:p>
     <w:p>
@@ -2329,7 +2329,7 @@
     </w:p>
     <w:p>
       <w:r>
-        <w:t>Solution: Sharps go in puncture-proof, leak-proof containers; in India, white/translucent containers per BMWM Rules.</w:t>
+        <w:t>Solution: ✅ Correct Answer: A. Puncture-proof container (white/translucent) | 🧠 Clinical Rationale: Sharps go in puncture-proof, leak-proof containers; in India, white/translucent containers per BMWM Rules. | ❌ Why Not Others? | B — Yellow plastic bag: not the appropriate nursing action here | C — Black plastic bag: not the appropriate nursing action here | D — Blue cardboard box: not the appropriate nursing action here | ⚠️ Exam Trap: Read the exact question — the correct fact and its look-alike options are easy to interchange. | 💎 PNC Pearl: Puncture-proof container (white/translucent) → Sharps go in puncture-proof, leak-proof containers; in India, white/translucent containers per BMWM Rules</w:t>
       </w:r>
     </w:p>
     <w:p>
@@ -2374,7 +2374,7 @@
     </w:p>
     <w:p>
       <w:r>
-        <w:t>Solution: Vitamin A deficiency affects the retina (night blindness) and cornea (xerophthalmia, keratomalacia).</w:t>
+        <w:t>Solution: ✅ Correct Answer: A. Night blindness and xerophthalmia | 🧠 Clinical Rationale: Vitamin A deficiency affects the retina (night blindness) and cornea (xerophthalmia, keratomalacia). | ❌ Why Not Others? | B — Rickets: Causes bowed legs and poor mineralization. | C — Scurvy: Bleeding gums, poor wound healing, and petechiae from defective collagen. | D — Beriberi: Thiamine deficiency causes neuropathy and heart failure. | ⚠️ Exam Trap: Read the exact question — the correct fact and its look-alike options are easy to interchange. | 💎 PNC Pearl: Night blindness and xerophthalmia → Vitamin A deficiency affects the retina (night blindness) and cornea (xerophthalmia, keratomalacia)</w:t>
       </w:r>
     </w:p>
     <w:p>
@@ -2419,7 +2419,7 @@
     </w:p>
     <w:p>
       <w:r>
-        <w:t>Solution: High-fibre diet, fluids, and sitz baths reduce constipation and straining that aggravate haemorrhoids.</w:t>
+        <w:t>Solution: ✅ Correct Answer: A. Increase fluid and fibre intake to prevent constipation | 🧠 Clinical Rationale: High-fibre diet, fluids, and sitz baths reduce constipation and straining that aggravate haemorrhoids. | ❌ Why Not Others? | B — Strain during defecation: not the appropriate nursing action here | C — Sit for long periods: not the appropriate nursing action here | D — Avoid all vegetables: not the appropriate nursing action here | ⚠️ Exam Trap: Read the exact question — the correct fact and its look-alike options are easy to interchange. | 💎 PNC Pearl: Increase fluid and fibre intake to prevent constipation → High-fibre diet, fluids, and sitz baths reduce constipation and straining that aggravate haemorrhoids</w:t>
       </w:r>
     </w:p>
     <w:p>
@@ -2464,7 +2464,7 @@
     </w:p>
     <w:p>
       <w:r>
-        <w:t>Solution: Enzymes with meals aid digestion; alcohol abstinence and small frequent meals are advised.</w:t>
+        <w:t>Solution: ✅ Correct Answer: A. Take pancreatic enzyme supplements with meals and avoid alcohol | 🧠 Clinical Rationale: Enzymes with meals aid digestion; alcohol abstinence and small frequent meals are advised. | ❌ Why Not Others? | B — Avoid all fat completely: not the appropriate nursing action here | C — Eat large meals: not the appropriate nursing action here | D — Skip enzyme therapy: not the appropriate nursing action here | ⚠️ Exam Trap: Read the exact question — the correct fact and its look-alike options are easy to interchange. | 💎 PNC Pearl: Take pancreatic enzyme supplements with meals and avoid alcohol → Enzymes with meals aid digestion; alcohol abstinence and small frequent meals are advised</w:t>
       </w:r>
     </w:p>
     <w:p>
@@ -2509,7 +2509,7 @@
     </w:p>
     <w:p>
       <w:r>
-        <w:t>Solution: Pulse deficit = apical rate minus radial rate, significant in atrial fibrillation; both must be counted simultaneously.</w:t>
+        <w:t>Solution: ✅ Correct Answer: A. The difference between apical and radial pulse rates | 🧠 Clinical Rationale: Pulse deficit = apical rate minus radial rate, significant in atrial fibrillation; both must be counted simultaneously. | ❌ Why Not Others? | B — A pulse that disappears on inspiration: not the appropriate nursing action here | C — The difference between systolic and diastolic pressure: not the appropriate nursing action here | D — A weak radial pulse with strong femoral pulse: not the appropriate nursing action here | ⚠️ Exam Trap: Don’t confuse "The difference between apical and radial pulse rates" with "The difference between systolic and diastolic pressure" — they look alike and are easy to interchange. | 💎 PNC Pearl: The difference between apical and radial pulse rates → Pulse deficit = apical rate minus radial rate, significant in atrial fibrillation; both must be counted simultaneously</w:t>
       </w:r>
     </w:p>
     <w:p>
@@ -2554,7 +2554,7 @@
     </w:p>
     <w:p>
       <w:r>
-        <w:t>Solution: Naloxone rapidly reverses respiratory depression; naltrexone is for maintenance.</w:t>
+        <w:t>Solution: ✅ Correct Answer: A. Naloxone | 🧠 Clinical Rationale: Naloxone rapidly reverses respiratory depression; naltrexone is for maintenance. | ❌ Why Not Others? | B — Naltrexone: Pharmacotherapy plus psychosocial therapy improves abstinence. | C — Buprenorphine: Opioid substitution reduces harm and relapse. | D — Methadone: Opioid substitution reduces harm and relapse. | ⚠️ Exam Trap: In priority questions, choose the immediate life-saving nursing action before notification, investigation, or documentation. | 🩺 Clinical Thinking: Recognize → Stabilize → Reassess → Escalate | 💎 PNC Pearl: Naloxone → rapidly reverses respiratory depression; naltrexone is for maintenance</w:t>
       </w:r>
     </w:p>
     <w:p>
@@ -2599,7 +2599,7 @@
     </w:p>
     <w:p>
       <w:r>
-        <w:t>Solution: Chronic steroids suppress the HPA axis and cause bone loss and infections; taper slowly.</w:t>
+        <w:t>Solution: ✅ Correct Answer: A. Adrenal suppression, osteoporosis, and immunosuppression | 🧠 Clinical Rationale: Chronic steroids suppress the HPA axis and cause bone loss and infections; taper slowly. | ❌ Why Not Others? | B — Hypoglycaemia: Insulin secretagogues cause hypoglycaemia, especially with missed meals or renal impairment. | C — Bradycardia: Bradycardia = 60 beats per minute | D — Diarrhoea: Cholinergic side effects (nausea, vomiting, bradycardia) are common with cholinesterase inhibitors. | ⚠️ Exam Trap: Read the exact question — the correct fact and its look-alike options are easy to interchange. | 💎 PNC Pearl: Adrenal suppression, osteoporosis, and immunosuppression → Chronic steroids suppress the HPA axis and cause bone loss and infections; taper slowly</w:t>
       </w:r>
     </w:p>
     <w:p>
@@ -2644,7 +2644,7 @@
     </w:p>
     <w:p>
       <w:r>
-        <w:t>Solution: Fasting for 6–8 hours (solids) and 2 hours (clear liquids) prevents aspiration under anaesthesia.</w:t>
+        <w:t>Solution: ✅ Correct Answer: A. 6–8 hours before surgery (per protocol) | 🧠 Clinical Rationale: Fasting for 6–8 hours (solids) and 2 hours (clear liquids) prevents aspiration under anaesthesia. | ❌ Why Not Others? | B — 30 minutes: Caffeine and smoking raise BP for about 30 minutes. | C — 24 hours minimum: not the appropriate nursing action here | D — No restriction: not the appropriate nursing action here | ⚠️ Exam Trap: Read the exact question — the correct fact and its look-alike options are easy to interchange. | 💎 PNC Pearl: 6–8 hours before surgery (per protocol) → Fasting for 6–8 hours (solids) and 2 hours (clear liquids) prevents aspiration under anaesthesia</w:t>
       </w:r>
     </w:p>
     <w:p>
@@ -2689,7 +2689,7 @@
     </w:p>
     <w:p>
       <w:r>
-        <w:t>Solution: Rheumatic heart disease causes mitral stenosis, the commonest valvular lesion in India.</w:t>
+        <w:t>Solution: ✅ Correct Answer: A. Rheumatic mitral stenosis | 🧠 Clinical Rationale: Rheumatic heart disease causes mitral stenosis, the commonest valvular lesion in India. | ❌ Why Not Others? | B — Aortic stenosis: not the appropriate nursing action here | C — Mitral regurgitation only: not the appropriate nursing action here | D — Pulmonary stenosis: not the appropriate nursing action here | ⚠️ Exam Trap: Read the exact question — the correct fact and its look-alike options are easy to interchange. | 💎 PNC Pearl: Rheumatic mitral stenosis → Rheumatic heart disease causes mitral stenosis, the commonest valvular lesion in India</w:t>
       </w:r>
     </w:p>
     <w:p>
@@ -2734,7 +2734,7 @@
     </w:p>
     <w:p>
       <w:r>
-        <w:t>Solution: Objectives define what the learner will achieve by the end.</w:t>
+        <w:t>Solution: ✅ Correct Answer: A. The objectives (specific learning outcomes) | 🧠 Clinical Rationale: Objectives define what the learner will achieve by the end. | ❌ Why Not Others? | B — The assignment: not the first component | C — The evaluation: not the first component | D — The summary: not the first component | ⚠️ Exam Trap: Read the exact question — the correct fact and its look-alike options are easy to interchange. | 💎 PNC Pearl: The objectives (specific learning outcomes) = the first component</w:t>
       </w:r>
     </w:p>
     <w:p>
@@ -2779,7 +2779,7 @@
     </w:p>
     <w:p>
       <w:r>
-        <w:t>Solution: Meningococci appear as Gram-negative intracellular diplococci.</w:t>
+        <w:t>Solution: ✅ Correct Answer: A. Gram-negative diplococci | 🧠 Clinical Rationale: Meningococci appear as Gram-negative intracellular diplococci. | ❌ Why Not Others? | B — Gram-positive cocci in chains: not the appropriate nursing action here | C — Gram-negative rods: not the appropriate nursing action here | D — Acid-fast bacilli: ZN smear is the cornerstone of TB diagnosis. | ⚠️ Exam Trap: Don’t confuse "Gram-negative diplococci" with "Gram-negative rods" — they look alike and are easy to interchange. | 💎 PNC Pearl: Gram-negative diplococci → Meningococci appear as Gram-negative intracellular diplococci</w:t>
       </w:r>
     </w:p>
     <w:p>
@@ -2824,7 +2824,7 @@
     </w:p>
     <w:p>
       <w:r>
-        <w:t>Solution: Hypernatraemia reflects water deficit (fever, diabetes insipidus, inadequate intake) — give free water.</w:t>
+        <w:t>Solution: ✅ Correct Answer: A. Water loss exceeding sodium loss (dehydration) | 🧠 Clinical Rationale: Hypernatraemia reflects water deficit (fever, diabetes insipidus, inadequate intake) — give free water. | ❌ Why Not Others? | B — Excess water intake: not the appropriate nursing action here | C — SIADH: Check sodium with confusion or seizures. | D — Heart failure: Left heart failure is the usual cause of right heart failure; symptoms include peripheral oedema and JVD. | ⚠️ Exam Trap: Read the exact question — the correct fact and its look-alike options are easy to interchange. | 💎 PNC Pearl: Water loss exceeding sodium loss (dehydration) → Hypernatraemia reflects water deficit (fever, diabetes insipidus, inadequate intake) — give free water</w:t>
       </w:r>
     </w:p>
     <w:p>
@@ -2869,7 +2869,7 @@
     </w:p>
     <w:p>
       <w:r>
-        <w:t>Solution: ARI and diarrhoea dominate childhood morbidity and hospitalization in India.</w:t>
+        <w:t>Solution: ✅ Correct Answer: A. Acute respiratory infection and diarrhoea | 🧠 Clinical Rationale: ARI and diarrhoea dominate childhood morbidity and hospitalization in India. | ❌ Why Not Others? | B — Trauma: Birth trauma, episiotomy pain, and epidurals impair bladder sensation; monitor voiding closely. | C — Cancer: Screen and treat comorbid depression in chronic disease. | D — Cardiac disease: Central cyanosis (blue tongue/mucosa) indicates hypoxia - evaluate urgently. | ⚠️ Exam Trap: Read the exact question — the correct fact and its look-alike options are easy to interchange. | 💎 PNC Pearl: Acute respiratory infection and diarrhoea → ARI and diarrhoea dominate childhood morbidity and hospitalization in India</w:t>
       </w:r>
     </w:p>
     <w:p>
@@ -2914,7 +2914,7 @@
     </w:p>
     <w:p>
       <w:r>
-        <w:t>Solution: Wet nappies, tears, and moist mouth reflect hydration; sunken fontanelle signals dehydration.</w:t>
+        <w:t>Solution: ✅ Correct Answer: A. Urine output (6–8 wet nappies/day) and moist mucous membranes | 🧠 Clinical Rationale: Wet nappies, tears, and moist mouth reflect hydration; sunken fontanelle signals dehydration. | ❌ Why Not Others? | B — Skin colour: not the appropriate nursing action here | C — Hair growth: not the appropriate nursing action here | D — Temperature: Tepid sponging lowers temperature by evaporation without shivering. | ⚠️ Exam Trap: Read the exact question — the correct fact and its look-alike options are easy to interchange. | 💎 PNC Pearl: Urine output (6–8 wet nappies/day) and moist mucous membranes → Wet nappies, tears, and moist mouth reflect hydration; sunken fontanelle signals dehydration</w:t>
       </w:r>
     </w:p>
     <w:p>
@@ -2959,7 +2959,7 @@
     </w:p>
     <w:p>
       <w:r>
-        <w:t>Solution: Objective data are signs that can be observed, measured, or verified (e.g., BP, colour, oedema).</w:t>
+        <w:t>Solution: ✅ Correct Answer: A. Observable and measurable information | 🧠 Clinical Rationale: Objective data are signs that can be observed, measured, or verified (e.g., BP, colour, oedema). | ❌ Why Not Others? | B — The client's stated feelings: not the appropriate nursing action here | C — Information given by family members: not the appropriate nursing action here | D — Data collected from the chart only: not the appropriate nursing action here | ⚠️ Exam Trap: Read the exact question — the correct fact and its look-alike options are easy to interchange. | 💎 PNC Pearl: Observable and measurable information → Objective data are signs that can be observed, measured, or verified (e.g., BP, colour, oedema)</w:t>
       </w:r>
     </w:p>
     <w:p>
@@ -3004,7 +3004,7 @@
     </w:p>
     <w:p>
       <w:r>
-        <w:t>Solution: ACE inhibitors/ARBs raise potassium; potassium supplements can cause dangerous hyperkalaemia.</w:t>
+        <w:t>Solution: ✅ Correct Answer: A. Potassium supplements and salt substitutes | 🧠 Clinical Rationale: ACE inhibitors/ARBs raise potassium; potassium supplements can cause dangerous hyperkalaemia. | ❌ Why Not Others? | B — Vitamin C: Aids iron absorption. | C — Calcium: Makes up most of bone mineral mass. | D — Iron: In the haem group carries oxygen. | ⚠️ Exam Trap: Read the exact question — the correct fact and its look-alike options are easy to interchange. | 💎 PNC Pearl: Potassium supplements and salt substitutes → ACE inhibitors/ARBs raise potassium; potassium supplements can cause dangerous hyperkalaemia</w:t>
       </w:r>
     </w:p>
     <w:p>
@@ -3049,7 +3049,7 @@
     </w:p>
     <w:p>
       <w:r>
-        <w:t>Solution: NSAIDs inhibit COX-1/COX-2, reducing prostaglandin-mediated pain, fever, and inflammation.</w:t>
+        <w:t>Solution: ✅ Correct Answer: A. Inhibiting cyclo-oxygenase and prostaglandin synthesis | 🧠 Clinical Rationale: NSAIDs inhibit COX-1/COX-2, reducing prostaglandin-mediated pain, fever, and inflammation. | ❌ Why Not Others? | B — Blocking opioid receptors: not the appropriate nursing action here | C — Stimulating GABA: not the appropriate nursing action here | D — Blocking calcium channels: not the appropriate nursing action here | ⚠️ Exam Trap: Read the exact question — the correct fact and its look-alike options are easy to interchange. | 💎 PNC Pearl: Inhibiting cyclo-oxygenase and prostaglandin synthesis → NSAIDs inhibit COX-1/COX-2, reducing prostaglandin-mediated pain, fever, and inflammation</w:t>
       </w:r>
     </w:p>
     <w:p>
@@ -3094,7 +3094,7 @@
     </w:p>
     <w:p>
       <w:r>
-        <w:t>Solution: Renal diets limit K, P, Na, and protein to slow progression and prevent complications.</w:t>
+        <w:t>Solution: ✅ Correct Answer: A. Potassium, phosphorus, sodium, and protein as prescribed | 🧠 Clinical Rationale: Renal diets limit K, P, Na, and protein to slow progression and prevent complications. | ❌ Why Not Others? | B — Carbohydrates: Glucose from carbohydrates is the preferred fuel, especially for the brain. | C — Only water: not the appropriate nursing action here | D — Fibre: Identify triggers; fibre and low-FODMAP diets help. | ⚠️ Exam Trap: Read the exact question — the correct fact and its look-alike options are easy to interchange. | 💎 PNC Pearl: Potassium, phosphorus, sodium, and protein as prescribed → Renal diets limit K, P, Na, and protein to slow progression and prevent complications</w:t>
       </w:r>
     </w:p>
     <w:p>
@@ -3139,7 +3139,7 @@
     </w:p>
     <w:p>
       <w:r>
-        <w:t>Solution: Single meaningful words appear around 10–12 months; 2-word phrases by 2 years.</w:t>
+        <w:t>Solution: ✅ Correct Answer: A. 10–12 months | 🧠 Clinical Rationale: Single meaningful words appear around 10–12 months; 2-word phrases by 2 years. | ❌ Why Not Others? | B — 4 months: Steady head control develops by 3-4 months; earlier, the head needs support. — not the first word | C — 18 months: Separation anxiety peaks in the second year and resolves as object permanence matures. — not the first word | D — 3 months: DMPA is administered every 3 months (13 weeks). — not the first word | ⚠️ Exam Trap: Read the exact question — the correct fact and its look-alike options are easy to interchange. | 💎 PNC Pearl: 10–12 months = the first word</w:t>
       </w:r>
     </w:p>
     <w:p>
@@ -3184,7 +3184,7 @@
     </w:p>
     <w:p>
       <w:r>
-        <w:t>Solution: Panic attacks peak within minutes with autonomic symptoms and a sense of doom.</w:t>
+        <w:t>Solution: ✅ Correct Answer: A. Sudden intense fear with palpitations, dyspnoea, and fear of dying | 🧠 Clinical Rationale: Panic attacks peak within minutes with autonomic symptoms and a sense of doom. | ❌ Why Not Others? | B — Gradual worry about the future: not the appropriate nursing action here | C — Avoidance of crowds only: not the appropriate nursing action here | D — Obsessions: Compulsions temporarily relieve the anxiety produced by obsessions. | ⚠️ Exam Trap: Read the exact question — the correct fact and its look-alike options are easy to interchange. | 💎 PNC Pearl: Sudden intense fear with palpitations, dyspnoea, and fear of dying → Panic attacks peak within minutes with autonomic symptoms and a sense of doom</w:t>
       </w:r>
     </w:p>
     <w:p>
@@ -3229,7 +3229,7 @@
     </w:p>
     <w:p>
       <w:r>
-        <w:t>Solution: Food passes through the duodenum → jejunum → ileum.</w:t>
+        <w:t>Solution: ✅ Correct Answer: A. Duodenum, jejunum, ileum | 🧠 Clinical Rationale: Food passes through the duodenum → jejunum → ileum. | ❌ Why Not Others? | B — Jejunum, ileum, duodenum: not the appropriate nursing action here | C — Ileum, jejunum, duodenum: not the appropriate nursing action here | D — Duodenum, ileum, jejunum: not the appropriate nursing action here | ⚠️ Exam Trap: Don’t confuse "Duodenum, jejunum, ileum" with "Jejunum, ileum, duodenum" — they look alike and are easy to interchange. | 💎 PNC Pearl: Duodenum, jejunum, ileum → Food passes through the duodenum → jejunum → ileum</w:t>
       </w:r>
     </w:p>
     <w:p>
@@ -3274,7 +3274,7 @@
     </w:p>
     <w:p>
       <w:r>
-        <w:t>Solution: Vasoconstrictors (octreotide/vasopressin) and endoscopic banding control variceal bleeding.</w:t>
+        <w:t>Solution: ✅ Correct Answer: A. Octreotide, vasopressin, and band ligation/sclerotherapy | 🧠 Clinical Rationale: Vasoconstrictors (octreotide/vasopressin) and endoscopic banding control variceal bleeding. | ❌ Why Not Others? | B — Oral antacids: not the appropriate nursing action here | C — Laxatives: Heat and laxatives can cause perforation; analgesia after surgical evaluation. | D — Antibiotics only: not the appropriate nursing action here | ⚠️ Exam Trap: Read the exact question — the correct fact and its look-alike options are easy to interchange. | 💎 PNC Pearl: Octreotide, vasopressin, and band ligation/sclerotherapy → Vasoconstrictors (octreotide/vasopressin) and endoscopic banding control variceal bleeding</w:t>
       </w:r>
     </w:p>
     <w:p>
@@ -3319,7 +3319,7 @@
     </w:p>
     <w:p>
       <w:r>
-        <w:t>Solution: Research generates evidence to guide nursing care and improve outcomes.</w:t>
+        <w:t>Solution: ✅ Correct Answer: A. Systematic inquiry to develop knowledge for nursing practice | 🧠 Clinical Rationale: Research generates evidence to guide nursing care and improve outcomes. | ❌ Why Not Others? | B — Random guessing: not the appropriate nursing action here | C — Hospital audits: not the appropriate nursing action here | D — Bedside care: not the appropriate nursing action here | ⚠️ Exam Trap: Read the exact question — the correct fact and its look-alike options are easy to interchange. | 💎 PNC Pearl: Systematic inquiry to develop knowledge for nursing practice → Research generates evidence to guide nursing care and improve outcomes</w:t>
       </w:r>
     </w:p>
     <w:p>
@@ -3364,7 +3364,7 @@
     </w:p>
     <w:p>
       <w:r>
-        <w:t>Solution: Standard precautions are applied to every client's blood, body fluids, secretions, and non-intact skin.</w:t>
+        <w:t>Solution: ✅ Correct Answer: A. All clients, regardless of diagnosis | 🧠 Clinical Rationale: Standard precautions are applied to every client's blood, body fluids, secretions, and non-intact skin. | ❌ Why Not Others? | B — Only clients with known infections: not the appropriate nursing action here | C — Only immunocompromised clients: not the appropriate nursing action here | D — Surgical clients only: not the appropriate nursing action here | ⚠️ Exam Trap: Read the exact question — the correct fact and its look-alike options are easy to interchange. | 💎 PNC Pearl: All clients, regardless of diagnosis → Standard precautions are applied to every client's blood, body fluids, secretions, and non-intact skin</w:t>
       </w:r>
     </w:p>
     <w:p>
@@ -3409,7 +3409,7 @@
     </w:p>
     <w:p>
       <w:r>
-        <w:t>Solution: Home visits are systematic and goal-directed, focusing on health promotion and follow-up.</w:t>
+        <w:t>Solution: ✅ Correct Answer: A. Planned, purposeful, and need-based | 🧠 Clinical Rationale: Home visits are systematic and goal-directed, focusing on health promotion and follow-up. | ❌ Why Not Others? | B — Random and hurried: not the appropriate nursing action here | C — Only during emergencies: not the appropriate nursing action here | D — Unrecorded: not the appropriate nursing action here | ⚠️ Exam Trap: Read the exact question — the correct fact and its look-alike options are easy to interchange. | 💎 PNC Pearl: Planned, purposeful, and need-based → Home visits are systematic and goal-directed, focusing on health promotion and follow-up</w:t>
       </w:r>
     </w:p>
     <w:p>
@@ -3454,7 +3454,7 @@
     </w:p>
     <w:p>
       <w:r>
-        <w:t>Solution: Postoperative adhesions are the commonest cause of small bowel obstruction in adults; hernias are the classic cause.</w:t>
+        <w:t>Solution: ✅ Correct Answer: A. Adhesions from previous surgery | 🧠 Clinical Rationale: Postoperative adhesions are the commonest cause of small bowel obstruction in adults; hernias are the classic cause. | ❌ Why Not Others? | B — Hernia: Reverse Trendelenburg raises the head and upper body, useful after oesophageal surgery. | C — Tumour: TLS, hypercalcaemia, and spinal cord compression are emergencies. | D — Volvulus: not the appropriate nursing action here | ⚠️ Exam Trap: Read the exact question — the correct fact and its look-alike options are easy to interchange. | 💎 PNC Pearl: Adhesions from previous surgery → Postoperative adhesions are the commonest cause of small bowel obstruction in adults; hernias are the classic cause</w:t>
       </w:r>
     </w:p>
     <w:p>
@@ -3499,7 +3499,7 @@
     </w:p>
     <w:p>
       <w:r>
-        <w:t>Solution: PKDL is a late complication of visceral leishmaniasis caused by Leishmania donovani.</w:t>
+        <w:t>Solution: ✅ Correct Answer: A. Leishmania donovani | 🧠 Clinical Rationale: PKDL is a late complication of visceral leishmaniasis caused by Leishmania donovani. | ❌ Why Not Others? | B — Plasmodium: Malaria is caused by Plasmodium species (falciparum, vivax, malariae, ovale). | C — Trypanosoma: not the appropriate nursing action here | D — Entamoeba: Amoebiasis causes bloody stools with tenesmus; metronidazole treats it. | ⚠️ Exam Trap: Read the exact question — the correct fact and its look-alike options are easy to interchange. | 💎 PNC Pearl: PKDL is a late complication of visceral leishmaniasis caused by Leishmania donovani.</w:t>
       </w:r>
     </w:p>
     <w:p>
@@ -3544,7 +3544,7 @@
     </w:p>
     <w:p>
       <w:r>
-        <w:t>Solution: Lactic acidosis is rare but fatal; withhold metformin in renal failure, hypoxia, and contrast studies.</w:t>
+        <w:t>Solution: ✅ Correct Answer: A. Lactic acidosis (rare, in renal failure/hypoxia) | 🧠 Clinical Rationale: Lactic acidosis is rare but fatal; withhold metformin in renal failure, hypoxia, and contrast studies. | ❌ Why Not Others? | B — Hypoglycaemia: Insulin secretagogues cause hypoglycaemia, especially with missed meals or renal impairment. | C — Weight gain: Low metabolism causes cold intolerance, weight gain, and bradycardia. | D — Bradycardia: Bradycardia = 60 beats per minute | ⚠️ Exam Trap: Read the exact question — the correct fact and its look-alike options are easy to interchange. | 💎 PNC Pearl: Lactic acidosis (rare, in renal failure/hypoxia) → Lactic acidosis is rare but fatal; withhold metformin in renal failure, hypoxia, and contrast studies</w:t>
       </w:r>
     </w:p>
     <w:p>
@@ -3589,7 +3589,7 @@
     </w:p>
     <w:p>
       <w:r>
-        <w:t>Solution: The ego mediates between the id's pleasure demands and reality; the superego holds morals.</w:t>
+        <w:t>Solution: ✅ Correct Answer: A. Ego | 🧠 Clinical Rationale: The ego mediates between the id's pleasure demands and reality; the superego holds morals. | ❌ Why Not Others? | B — Id: The id seeks immediate pleasure; the ego mediates reality. | C — Superego: The superego internalizes societal and parental standards. | D — Libido: not the appropriate nursing action here | ⚠️ Exam Trap: Don’t confuse "Ego" with "Superego" — they look alike and are easy to interchange. | 💎 PNC Pearl: Ego → mediates between the id's pleasure demands and reality; the superego holds morals</w:t>
       </w:r>
     </w:p>
     <w:p>
@@ -3634,7 +3634,7 @@
     </w:p>
     <w:p>
       <w:r>
-        <w:t>Solution: Placenta praevia: painless, recurrent bright red bleeding because the placenta covers the internal os.</w:t>
+        <w:t>Solution: ✅ Correct Answer: A. Painless bright red vaginal bleeding in late pregnancy | 🧠 Clinical Rationale: Placenta praevia: painless, recurrent bright red bleeding because the placenta covers the internal os. | ❌ Why Not Others? | B — Painful dark bleeding with a rigid uterus: not the appropriate nursing action here | C — Bleeding after delivery: not the appropriate nursing action here | D — Blood in urine: not the appropriate nursing action here | ⚠️ Exam Trap: Read the exact question — the correct fact and its look-alike options are easy to interchange. | 💎 PNC Pearl: Painless bright red vaginal bleeding in late pregnancy → Placenta praevia: painless, recurrent bright red bleeding because the placenta covers the internal os</w:t>
       </w:r>
     </w:p>
     <w:p>
@@ -3679,7 +3679,7 @@
     </w:p>
     <w:p>
       <w:r>
-        <w:t>Solution: Vibrio cholerae produces cholera toxin causing massive watery diarrhoea.</w:t>
+        <w:t>Solution: ✅ Correct Answer: A. Vibrio cholerae | 🧠 Clinical Rationale: Vibrio cholerae produces cholera toxin causing massive watery diarrhoea. | ❌ Why Not Others? | B — Salmonella typhi: S. typhi causes enteric fever with rose spots; Widal and cultures help. | C — Shigella: Shigellosis causes bloody mucoid stools with fever; treat with appropriate antibiotics. | D — E. coli: Dominates UTI at all ages. | ⚠️ Exam Trap: Read the exact question — the correct fact and its look-alike options are easy to interchange. | 💎 PNC Pearl: Vibrio cholerae → produces cholera toxin causing massive watery diarrhoea</w:t>
       </w:r>
     </w:p>
     <w:p>
@@ -3724,7 +3724,7 @@
     </w:p>
     <w:p>
       <w:r>
-        <w:t>Solution: Breast cancer is the most common cancer in women globally; cervical cancer is preventable by screening/HPV vaccine.</w:t>
+        <w:t>Solution: ✅ Correct Answer: A. Breast cancer | 🧠 Clinical Rationale: Breast cancer is the most common cancer in women globally; cervical cancer is preventable by screening/HPV vaccine. | ❌ Why Not Others? | B — Cervical cancer: Is the most common gynaecological cancer in Indian women; VIA/Pap and HPV vaccine prevent it. | C — Ovarian cancer: not the appropriate nursing action here | D — Lung cancer: Leads in men, driven by tobacco; oral cancer is common too. | ⚠️ Exam Trap: Read the exact question — the correct fact and its look-alike options are easy to interchange. | 💎 PNC Pearl: Breast cancer → the most common cancer in women globally; cervical cancer is preventable by screening/HPV vaccine</w:t>
       </w:r>
     </w:p>
     <w:p>
@@ -3769,7 +3769,7 @@
     </w:p>
     <w:p>
       <w:r>
-        <w:t>Solution: Henderson's 14 basic needs framework views nursing as assisting the client toward independence.</w:t>
+        <w:t>Solution: ✅ Correct Answer: A. Helping the individual to gain independence as quickly as possible | 🧠 Clinical Rationale: Henderson's 14 basic needs framework views nursing as assisting the client toward independence. | ❌ Why Not Others? | B — Adaptation to stressors: not the appropriate nursing action here | C — Therapeutic use of self: not the appropriate nursing action here | D — Self-care deficit: Dorothea Orem's theory holds that nursing is needed when a person's self-care demands exceed self-care abil... | ⚠️ Exam Trap: Read the exact question — the correct fact and its look-alike options are easy to interchange. | 💎 PNC Pearl: Helping the individual to gain independence as quickly as possible → Henderson's 14 basic needs framework views nursing as assisting the client toward independence</w:t>
       </w:r>
     </w:p>
     <w:p>
@@ -3814,7 +3814,7 @@
     </w:p>
     <w:p>
       <w:r>
-        <w:t>Solution: Insulin from beta cells promotes glucose uptake, lowering blood sugar.</w:t>
+        <w:t>Solution: ✅ Correct Answer: A. Insulin | 🧠 Clinical Rationale: Insulin from beta cells promotes glucose uptake, lowering blood sugar. | ❌ Why Not Others? | B — Glucagon: From alpha cells raises blood glucose. | C — Cortisol: Cortisol = Adrenal cortex | D — Adrenaline: The cortex secretes glucocorticoids, mineralocorticoids, and androgens; adrenaline comes from the medulla. | ⚠️ Exam Trap: Read the exact question — the correct fact and its look-alike options are easy to interchange. | 💎 PNC Pearl: Insulin → from beta cells promotes glucose uptake, lowering blood sugar</w:t>
       </w:r>
     </w:p>
     <w:p>
@@ -3859,7 +3859,7 @@
     </w:p>
     <w:p>
       <w:r>
-        <w:t>Solution: Protect from injury (padding, side-lying), never restrain or put anything in the mouth.</w:t>
+        <w:t>Solution: ✅ Correct Answer: A. Protect the head, loosen clothing, and do not restrain | 🧠 Clinical Rationale: Protect from injury (padding, side-lying), never restrain or put anything in the mouth. | ❌ Why Not Others? | B — Insert a tongue blade: not the appropriate nursing action here | C — Hold the client down: not the appropriate nursing action here | D — Give oral fluids: not the appropriate nursing action here | ⚠️ Exam Trap: Read the exact question — the correct fact and its look-alike options are easy to interchange. | 💎 PNC Pearl: Protect the head, loosen clothing, and do not restrain → Protect from injury (padding, side-lying), never restrain or put anything in the mouth</w:t>
       </w:r>
     </w:p>
     <w:p>
@@ -3904,7 +3904,7 @@
     </w:p>
     <w:p>
       <w:r>
-        <w:t>Solution: Female sterilization is the most prevalent modern contraceptive method in India.</w:t>
+        <w:t>Solution: ✅ Correct Answer: A. Female sterilization (tubectomy) | 🧠 Clinical Rationale: Female sterilization is the most prevalent modern contraceptive method in India. | ❌ Why Not Others? | B — Oral pills: not the appropriate nursing action here | C — IUCD: ECP (levonorgestrel) and Cu-IUD are effective emergency contraception; IUD is most effective. | D — Condoms: Are the most widely used spacing method in India. | ⚠️ Exam Trap: Read the exact question — the correct fact and its look-alike options are easy to interchange. | 💎 PNC Pearl: Female sterilization (tubectomy) → Female sterilization is the most prevalent modern contraceptive method in India</w:t>
       </w:r>
     </w:p>
     <w:p>
@@ -3949,7 +3949,7 @@
     </w:p>
     <w:p>
       <w:r>
-        <w:t>Solution: Carbohydrates and proteins give 4 kcal/g; fats give 9 kcal/g; alcohol 7 kcal/g.</w:t>
+        <w:t>Solution: ✅ Correct Answer: A. 4 kcal | 🧠 Clinical Rationale: Carbohydrates and proteins give 4 kcal/g; fats give 9 kcal/g; alcohol 7 kcal/g. | ❌ Why Not Others? | B — 9 kcal: Fat is the most energy-dense macronutrient at 9 kcal/g. | C — 2 kcal: not the appropriate nursing action here | D — 7 kcal: not the appropriate nursing action here | ⚠️ Exam Trap: Read the exact question — the correct fact and its look-alike options are easy to interchange. | 💎 PNC Pearl: 4 kcal → Carbohydrates and proteins give /g; fats give 9 kcal/g; alcohol 7 kcal/g</w:t>
       </w:r>
     </w:p>
     <w:p>
@@ -3994,7 +3994,7 @@
     </w:p>
     <w:p>
       <w:r>
-        <w:t>Solution: Aplastic anaemia: failure of all cell lines (anaemia, leucopenia, thrombocytopenia).</w:t>
+        <w:t>Solution: ✅ Correct Answer: A. Pancytopenia from bone marrow failure | 🧠 Clinical Rationale: Aplastic anaemia: failure of all cell lines (anaemia, leucopenia, thrombocytopenia). | ❌ Why Not Others? | B — Iron deficiency only: not the appropriate nursing action here | C — Vitamin B12 deficiency only: not the appropriate nursing action here | D — Haemolysis only: not the appropriate nursing action here | ⚠️ Exam Trap: Read the exact question — the correct fact and its look-alike options are easy to interchange. | 💎 PNC Pearl: Pancytopenia from bone marrow failure → Aplastic anaemia: failure of all cell lines (anaemia, leucopenia, thrombocytopenia)</w:t>
       </w:r>
     </w:p>
     <w:p>
@@ -4039,7 +4039,7 @@
     </w:p>
     <w:p>
       <w:r>
-        <w:t>Solution: Trauma-focused therapy (prolonged exposure, EMDR) and grounding help PTSD.</w:t>
+        <w:t>Solution: ✅ Correct Answer: A. Grounding techniques and gradual exposure therapy | 🧠 Clinical Rationale: Trauma-focused therapy (prolonged exposure, EMDR) and grounding help PTSD. | ❌ Why Not Others? | B — Avoiding all reminders forever: not the appropriate nursing action here | C — Suppressing memories: not the appropriate nursing action here | D — Isolation: Radioactive iodine requires temporary precautions with close contact and pregnancy avoidance. | ⚠️ Exam Trap: Read the exact question — the correct fact and its look-alike options are easy to interchange. | 💎 PNC Pearl: Grounding techniques and gradual exposure therapy → Trauma-focused therapy (prolonged exposure, EMDR) and grounding help PTSD</w:t>
       </w:r>
     </w:p>
     <w:p>
@@ -4084,7 +4084,7 @@
     </w:p>
     <w:p>
       <w:r>
-        <w:t>Solution: Rajasthan offers free dialysis services to patients at public facilities.</w:t>
+        <w:t>Solution: ✅ Correct Answer: A. Mukhyamantri Nishulk Dialysis Yojana | 🧠 Clinical Rationale: Rajasthan offers free dialysis services to patients at public facilities. | ❌ Why Not Others? | B — Janani Suraksha: JSY encourages safe institutional deliveries with cash benefits. | C — Annapurna: not the appropriate nursing action here | D — Devnarayan: not the appropriate nursing action here | ⚠️ Exam Trap: Read the exact question — the correct fact and its look-alike options are easy to interchange. | 💎 PNC Pearl: Mukhyamantri Nishulk Dialysis Yojana → Rajasthan offers free dialysis services to patients at public facilities</w:t>
       </w:r>
     </w:p>
     <w:p>
@@ -4129,7 +4129,7 @@
     </w:p>
     <w:p>
       <w:r>
-        <w:t>Solution: Albendazole is given twice yearly (Feb and Aug) to children.</w:t>
+        <w:t>Solution: ✅ Correct Answer: A. Albendazole tablets | 🧠 Clinical Rationale: Albendazole is given twice yearly (Feb and Aug) to children. | ❌ Why Not Others? | B — Iron: In the haem group carries oxygen. | C — Iodine: Is essential for thyroid hormone synthesis. | D — Vitamin A: Deficiency causes xerophthalmia and night blindness; high-dose vitamin A prevents it. | ⚠️ Exam Trap: Read the exact question — the correct fact and its look-alike options are easy to interchange. | 💎 PNC Pearl: Albendazole tablets → Albendazole is given twice yearly (Feb and Aug) to children</w:t>
       </w:r>
     </w:p>
     <w:p>
@@ -4174,7 +4174,7 @@
     </w:p>
     <w:p>
       <w:r>
-        <w:t>Solution: Early-morning deep sputum samples give the best yield for AFB smear.</w:t>
+        <w:t>Solution: ✅ Correct Answer: A. Early morning, before food, after rinsing the mouth | 🧠 Clinical Rationale: Early-morning deep sputum samples give the best yield for AFB smear. | ❌ Why Not Others? | B — Midday after meals: not the appropriate nursing action here | C — Before sleeping: not the appropriate nursing action here | D — Any time at leisure: not the appropriate nursing action here | ⚠️ Exam Trap: Read the exact question — the correct fact and its look-alike options are easy to interchange. | 💎 PNC Pearl: Early morning, before food, after rinsing the mouth → Early-morning deep sputum samples give the best yield for AFB smear</w:t>
       </w:r>
     </w:p>
     <w:p>
@@ -4219,7 +4219,7 @@
     </w:p>
     <w:p>
       <w:r>
-        <w:t>Solution: JSSK provides free entitlements to pregnant women and sick newborns in public institutions.</w:t>
+        <w:t>Solution: ✅ Correct Answer: A. Free delivery, caesarean, drugs, diagnostics, diet, and transport for pregnant women and sick newborns | 🧠 Clinical Rationale: JSSK provides free entitlements to pregnant women and sick newborns in public institutions. | ❌ Why Not Others? | B — Free housing: not the appropriate nursing action here | C — Free education: not the appropriate nursing action here | D — Cash for boys: not the appropriate nursing action here | ⚠️ Exam Trap: Read the exact question — the correct fact and its look-alike options are easy to interchange. | 💎 PNC Pearl: Free delivery, caesarean, drugs, diagnostics, diet, and transport for pregnant women and sick newborns → JSSK provides free entitlements to pregnant women and sick newborns in public institutions</w:t>
       </w:r>
     </w:p>
     <w:p>
@@ -4264,7 +4264,7 @@
     </w:p>
     <w:p>
       <w:r>
-        <w:t>Solution: ICTCs offer free confidential HIV testing and counselling.</w:t>
+        <w:t>Solution: ✅ Correct Answer: A. Free HIV testing with counselling | 🧠 Clinical Rationale: ICTCs offer free confidential HIV testing and counselling. | ❌ Why Not Others? | B — Only medicines: not the appropriate nursing action here | C — Only surgery: not the appropriate nursing action here | D — Only blood: not the appropriate nursing action here | ⚠️ Exam Trap: Read the exact question — the correct fact and its look-alike options are easy to interchange. | 💎 PNC Pearl: Free HIV testing with counselling → ICTCs offer free confidential HIV testing and counselling</w:t>
       </w:r>
     </w:p>
     <w:p>
@@ -4309,7 +4309,7 @@
     </w:p>
     <w:p>
       <w:r>
-        <w:t>Solution: Fits/unconsciousness are obstetric emergencies requiring immediate care.</w:t>
+        <w:t>Solution: ✅ Correct Answer: A. Convulsions or loss of consciousness | 🧠 Clinical Rationale: Fits/unconsciousness are obstetric emergencies requiring immediate care. | ❌ Why Not Others? | B — Mild backache: not the appropriate nursing action here | C — Frequent urination: not the appropriate nursing action here | D — Heartburn: Bleeding, severe headache, visual disturbance, reduced movements, and fits are danger signs; mild heartburn... | ⚠️ Exam Trap: Read the exact question — the correct fact and its look-alike options are easy to interchange. | 💎 PNC Pearl: Convulsions or loss of consciousness → Fits/unconsciousness are obstetric emergencies requiring immediate care</w:t>
       </w:r>
     </w:p>
     <w:p>
@@ -4354,7 +4354,7 @@
     </w:p>
     <w:p>
       <w:r>
-        <w:t>Solution: PCV prevents Streptococcus pneumoniae infections in children.</w:t>
+        <w:t>Solution: ✅ Correct Answer: A. Pneumonia and invasive pneumococcal disease | 🧠 Clinical Rationale: PCV prevents Streptococcus pneumoniae infections in children. | ❌ Why Not Others? | B — Tetanus: Pentavalent = DPT + Hep B + Haemophilus influenzae type b. | C — Hepatitis: HBIG plus vaccine protects after HBV exposure. | D — Chickenpox: Viral exanthems are common; MMR and varicella vaccines prevent them. | ⚠️ Exam Trap: Read the exact question — the correct fact and its look-alike options are easy to interchange. | 💎 PNC Pearl: Pneumonia and invasive pneumococcal disease → PCV prevents Streptococcus pneumoniae infections in children</w:t>
       </w:r>
     </w:p>
     <w:p>
@@ -4399,7 +4399,7 @@
     </w:p>
     <w:p>
       <w:r>
-        <w:t>Solution: Institutional delivery ensures skilled birth attendance and emergency readiness.</w:t>
+        <w:t>Solution: ✅ Correct Answer: A. Delivery at a health facility with skilled attendance | 🧠 Clinical Rationale: Institutional delivery ensures skilled birth attendance and emergency readiness. | ❌ Why Not Others? | B — Home delivery: Unclean delivery practices and retained products cause severe endometritis and sepsis. | C — Delivery without assistance: not the appropriate nursing action here | D — Delivery at a temple: not the appropriate nursing action here | ⚠️ Exam Trap: Read the exact question — the correct fact and its look-alike options are easy to interchange. | 💎 PNC Pearl: Delivery at a health facility with skilled attendance → Institutional delivery ensures skilled birth attendance and emergency readiness</w:t>
       </w:r>
     </w:p>
     <w:p>
@@ -4444,7 +4444,7 @@
     </w:p>
     <w:p>
       <w:r>
-        <w:t>Solution: The NBTC/SBTCs ensure safe, adequate blood services.</w:t>
+        <w:t>Solution: ✅ Correct Answer: A. Blood safety and transfusion services | 🧠 Clinical Rationale: The NBTC/SBTCs ensure safe, adequate blood services. | ❌ Why Not Others? | B — Only blood donation camps: not the appropriate nursing action here | C — Only plasma: not the appropriate nursing action here | D — Only blood groups: not the appropriate nursing action here | ⚠️ Exam Trap: Read the exact question — the correct fact and its look-alike options are easy to interchange. | 💎 PNC Pearl: Blood safety and transfusion services → The NBTC/SBTCs ensure safe, adequate blood services</w:t>
       </w:r>
     </w:p>
     <w:p>
@@ -4489,7 +4489,7 @@
     </w:p>
     <w:p>
       <w:r>
-        <w:t>Solution: ANMs are female multipurpose health workers providing maternal, child, and FP services at sub-centres.</w:t>
+        <w:t>Solution: ✅ Correct Answer: A. Female community-level health worker providing MCH services | 🧠 Clinical Rationale: ANMs are female multipurpose health workers providing maternal, child, and FP services at sub-centres. | ❌ Why Not Others? | B — Male health worker: not the appropriate nursing action here | C — Specialist doctor: not the appropriate nursing action here | D — Pharmacist: not the appropriate nursing action here | ⚠️ Exam Trap: Don’t confuse "Female community-level health worker providing MCH services" with "Male health worker" — they look alike and are easy to interchange. | 💎 PNC Pearl: Female community-level health worker providing MCH services → ANMs are female multipurpose health workers providing maternal, child, and FP services at sub-centres</w:t>
       </w:r>
     </w:p>
     <w:p>
@@ -4534,7 +4534,7 @@
     </w:p>
     <w:p>
       <w:r>
-        <w:t>Solution: PM-JAY is the world's largest government-funded health assurance scheme.</w:t>
+        <w:t>Solution: ✅ Correct Answer: A. PM-JAY (Ayushman Bharat) | 🧠 Clinical Rationale: PM-JAY is the world's largest government-funded health assurance scheme. | ❌ Why Not Others? | B — Medicare: not the largest health assurance scheme' | C — NHS: not the largest health assurance scheme' | D — Medicaid: not the largest health assurance scheme' | ⚠️ Exam Trap: Read the exact question — the correct fact and its look-alike options are easy to interchange. | 💎 PNC Pearl: PM-JAY (Ayushman Bharat) = the largest health assurance scheme'</w:t>
       </w:r>
     </w:p>
     <w:p>
@@ -4579,7 +4579,7 @@
     </w:p>
     <w:p>
       <w:r>
-        <w:t>Solution: KMC places the baby upright on the chest for warmth and bonding.</w:t>
+        <w:t>Solution: ✅ Correct Answer: A. Skin-to-skin on the mother's chest | 🧠 Clinical Rationale: KMC places the baby upright on the chest for warmth and bonding. | ❌ Why Not Others? | B — In a cot: not the appropriate nursing action here | C — Under a lamp: not the appropriate nursing action here | D — In a separate room: not the appropriate nursing action here | ⚠️ Exam Trap: Read the exact question — the correct fact and its look-alike options are easy to interchange. | 💎 PNC Pearl: Skin-to-skin on the mother's chest → KMC places the baby upright on the chest for warmth and bonding</w:t>
       </w:r>
     </w:p>
     <w:p>
@@ -4624,7 +4624,7 @@
     </w:p>
     <w:p>
       <w:r>
-        <w:t>Solution: Pentavalent = DPT + Hep B + Haemophilus influenzae type b.</w:t>
+        <w:t>Solution: ✅ Correct Answer: A. Diphtheria, pertussis, tetanus, hepatitis B, and Hib | 🧠 Clinical Rationale: Pentavalent = DPT + Hep B + Haemophilus influenzae type b. | ❌ Why Not Others? | B — Five types of pneumonia: not the appropriate nursing action here | C — Five diarrhoeal diseases: not the appropriate nursing action here | D — Measles, mumps, rubella, polio, typhoid: not the appropriate nursing action here | ⚠️ Exam Trap: Read the exact question — the correct fact and its look-alike options are easy to interchange. | 💎 PNC Pearl: Diphtheria, pertussis, tetanus, hepatitis B, and Hib → Pentavalent = DPT + Hep B + Haemophilus influenzae type b</w:t>
       </w:r>
     </w:p>
     <w:p>
@@ -4669,7 +4669,7 @@
     </w:p>
     <w:p>
       <w:r>
-        <w:t>Solution: Blue/white translucent containers hold glass and metallic waste for recycling.</w:t>
+        <w:t>Solution: ✅ Correct Answer: A. Glass waste (bottles, ampoules) | 🧠 Clinical Rationale: Blue/white translucent containers hold glass and metallic waste for recycling. | ❌ Why Not Others? | B — Sharps: Containers prevent injuries. | C — Human tissue: not the appropriate nursing action here | D — Chemical waste: Mercury is hazardous; spill kits and safe disposal prevent contamination. | ⚠️ Exam Trap: Read the exact question — the correct fact and its look-alike options are easy to interchange. | 💎 PNC Pearl: Glass waste (bottles, ampoules) → Blue/white translucent containers hold glass and metallic waste for recycling</w:t>
       </w:r>
     </w:p>
     <w:p>
@@ -4714,7 +4714,7 @@
     </w:p>
     <w:p>
       <w:r>
-        <w:t>Solution: Yellow bags receive human anatomical waste and soiled infectious waste for incineration.</w:t>
+        <w:t>Solution: ✅ Correct Answer: A. Yellow | 🧠 Clinical Rationale: Yellow bags receive human anatomical waste and soiled infectious waste for incineration. | ❌ Why Not Others? | B — Red: The colour coding helps identify prophylactic vs therapeutic IFA supplies. | C — Blue: The colour coding helps identify prophylactic vs therapeutic IFA supplies. | D — White: Clozapine can cause agranulocytosis. | ⚠️ Exam Trap: Read the exact question — the correct fact and its look-alike options are easy to interchange. | 💎 PNC Pearl: Yellow → bags receive human anatomical waste and soiled infectious waste for incineration</w:t>
       </w:r>
     </w:p>
     <w:p>
@@ -4759,7 +4759,7 @@
     </w:p>
     <w:p>
       <w:r>
-        <w:t>Solution: Chlorine disinfects drinking water.</w:t>
+        <w:t>Solution: ✅ Correct Answer: A. Chlorine | 🧠 Explanation: Chlorine disinfects drinking water. | ❌ Why Not Others? | B — Iodine: not the correct fact here | C — Bromine: not the correct fact here | D — Fluorine: not the correct fact here | ⚠️ Exam Trap: Read the exact question — the correct fact and its look-alike options are easy to interchange. | 💎 PNC GK Pearl: Chlorine → disinfects drinking water</w:t>
       </w:r>
     </w:p>
     <w:p>
@@ -4804,7 +4804,7 @@
     </w:p>
     <w:p>
       <w:r>
-        <w:t>Solution: Udaipur, with its lakes and palaces, is called the City of Lakes/Venice of the East.</w:t>
+        <w:t>Solution: ✅ Correct Answer: A. City of Lakes | 🧠 Explanation: Udaipur, with its lakes and palaces, is called the City of Lakes/Venice of the East. | ❌ Why Not Others? | B — City of Forts: not the correct fact here | C — Blue City: Jodhpur's blue-painted houses in the old city give it the name Blue City. | D — Sun City: not the correct fact here | ⚠️ Exam Trap: Nicknames/names are easy to interchange — match the exact entity asked in the question. | 💎 PNC GK Pearl: City of Lakes → Udaipur, with its lakes and palaces is called /Venice of the East</w:t>
       </w:r>
     </w:p>
     <w:p>
@@ -4849,7 +4849,7 @@
     </w:p>
     <w:p>
       <w:r>
-        <w:t>Solution: The Paris 2024 mascots, the Phryges, are based on the Phrygian cap.</w:t>
+        <w:t>Solution: ✅ Correct Answer: A. Phryges | 📰 Why: The Paris 2024 mascots, the Phryges, are based on the Phrygian cap. | ❌ Why Not Others? | B — Miraitowa: not the correct fact here | C — Cobi: not the correct fact here | D — Wenlock: not the correct fact here | ⚠️ Exam Trap: Read the exact question — the correct fact and its look-alike options are easy to interchange. | 💎 PNC CA Pearl: Phryges → The Paris 2024 mascots,  are based on the Phrygian cap</w:t>
       </w:r>
     </w:p>
     <w:p>
@@ -4894,7 +4894,7 @@
     </w:p>
     <w:p>
       <w:r>
-        <w:t>Solution: A barometer measures atmospheric pressure; an anemometer measures wind speed.</w:t>
+        <w:t>Solution: ✅ Correct Answer: A. Barometer | 🧠 Explanation: A barometer measures atmospheric pressure; an anemometer measures wind speed. | ❌ Why Not Others? | B — Thermometer: not the correct fact here | C — Hydrometer: not the correct fact here | D — Anemometer: not the correct fact here | ⚠️ Exam Trap: Read the exact question — the correct fact and its look-alike options are easy to interchange. | 💎 PNC GK Pearl: Barometer → measures atmospheric pressure; an anemometer measures wind speed</w:t>
       </w:r>
     </w:p>
     <w:p>
@@ -4939,7 +4939,7 @@
     </w:p>
     <w:p>
       <w:r>
-        <w:t>Solution: Vasundhara Raje became the first woman Chief Minister of Rajasthan in 2003.</w:t>
+        <w:t>Solution: ✅ Correct Answer: A. Vasundhara Raje | 🧠 Explanation: Vasundhara Raje became the first woman Chief Minister of Rajasthan in 2003. | ❌ Why Not Others? | B — Kamala Beniwal: not the first woman Chief Minister | C — Sumitra Singh: not the first woman Chief Minister | D — Meena Sharma: not the first woman Chief Minister | ⚠️ Exam Trap: Read the exact question — the correct fact and its look-alike options are easy to interchange. | 💎 PNC GK Pearl: Vasundhara Raje = the first woman Chief Minister</w:t>
       </w:r>
     </w:p>
     <w:p>
@@ -4984,7 +4984,7 @@
     </w:p>
     <w:p>
       <w:r>
-        <w:t>Solution: WHO ended the PHEIC status for COVID-19 on 5 May 2023.</w:t>
+        <w:t>Solution: ✅ Correct Answer: A. May 2023 | 📰 Why: WHO ended the PHEIC status for COVID-19 on 5 May 2023. | ❌ Why Not Others? | B — January 2022: not the correct fact here | C — August 2024: not the correct fact here | D — December 2020: not the correct fact here | ⚠️ Exam Trap: Read the exact question — the correct fact and its look-alike options are easy to interchange. | 💎 PNC CA Pearl: May 2023 → WHO ended the PHEIC status for COVID-19 5</w:t>
       </w:r>
     </w:p>
     <w:p>
@@ -5029,7 +5029,7 @@
     </w:p>
     <w:p>
       <w:r>
-        <w:t>Solution: Maharaja Sawai Pratap Singh built the Hawa Mahal in 1799.</w:t>
+        <w:t>Solution: ✅ Correct Answer: A. Sawai Pratap Singh | 🧠 Explanation: Maharaja Sawai Pratap Singh built the Hawa Mahal in 1799. | ❌ Why Not Others? | B — Sawai Jai Singh II: Nahargarh ('abode of tigers') was built by Sawai Jai Singh II in 1734. — did not build the Hawa Mahal | C — Rana Kumbha: Built Kumbhalgarh in the 15th century. — did not build the Hawa Mahal | D — Man Singh I: Raja Man Singh I began the Amber Fort in the 16th century. — did not build the Hawa Mahal | ⚠️ Exam Trap: Don’t confuse "Sawai Pratap Singh" with "Sawai Jai Singh II" — they look alike and are easy to interchange. | 💎 PNC GK Pearl: Sawai Pratap Singh built the Hawa Mahal</w:t>
       </w:r>
     </w:p>
     <w:p>
@@ -5074,7 +5074,7 @@
     </w:p>
     <w:p>
       <w:r>
-        <w:t>Solution: Kumbhalgarh's wall is the second longest continuous wall in the world after the Great Wall of China.</w:t>
+        <w:t>Solution: ✅ Correct Answer: A. Having the longest fortification wall in the world (about 36 km) | 🧠 Explanation: Kumbhalgarh's wall is the second longest continuous wall in the world after the Great Wall of China. | ❌ Why Not Others? | B — Its blue pottery: not the correct fact here | C — Its marble: not the correct fact here | D — Its paintings: not the correct fact here | ⚠️ Exam Trap: Read the exact question — the correct fact and its look-alike options are easy to interchange. | 💎 PNC GK Pearl: Having the longest fortification wall in the world (about 36 km) → Kumbhalgarh's wall is the second longest continuous wall in the world after the Great Wall of China</w:t>
       </w:r>
     </w:p>
     <w:p>
@@ -5119,7 +5119,7 @@
     </w:p>
     <w:p>
       <w:r>
-        <w:t>Solution: The 2021 Census was deferred because of the pandemic and had not been conducted as of 2024.</w:t>
+        <w:t>Solution: ✅ Correct Answer: A. The COVID-19 pandemic | 📰 Why: The 2021 Census was deferred because of the pandemic and had not been conducted as of 2024. | ❌ Why Not Others? | B — Financial crisis: not the correct fact here | C — Technical fault: not the correct fact here | D — Election schedule: not the correct fact here | ⚠️ Exam Trap: Read the exact question — the correct fact and its look-alike options are easy to interchange. | 💎 PNC CA Pearl: The COVID-19 pandemic → The 2021 Census was deferred because of the pandemic and had not been conducted as of 2024</w:t>
       </w:r>
     </w:p>
     <w:p>
@@ -5164,7 +5164,7 @@
     </w:p>
     <w:p>
       <w:r>
-        <w:t>Solution: Udaipur's City Palace stands on the eastern bank of Lake Pichola.</w:t>
+        <w:t>Solution: ✅ Correct Answer: A. Lake Pichola | 🧠 Explanation: Udaipur's City Palace stands on the eastern bank of Lake Pichola. | ❌ Why Not Others? | B — Sambhar Lake: Shared by Jaipur and Nagaur districts, is India's largest inland salt lake. | C — Nakki Lake: A sacred lake, lies at Mount Abu. | D — Pushkar Lake: not the correct fact here | ⚠️ Exam Trap: Read the exact question — the correct fact and its look-alike options are easy to interchange. | 💎 PNC GK Pearl: Udaipur's City Palace stands on the eastern bank of Lake Pichola.</w:t>
       </w:r>
     </w:p>
     <w:p>
@@ -5209,7 +5209,7 @@
     </w:p>
     <w:p>
       <w:r>
-        <w:t>Solution: Article 352 covers national emergency; Article 356, President's rule; Article 360, financial emergency.</w:t>
+        <w:t>Solution: ✅ Correct Answer: A. Article 352 | 🧠 Explanation: Article 352 covers national emergency; Article 356, President's rule; Article 360, financial emergency. | ❌ Why Not Others? | B — Article 356: Allows President's rule when a state's constitutional machinery fails. | C — Article 360: not the correct fact here | D — Article 365: not the correct fact here | ⚠️ Exam Trap: Read the exact question — the correct fact and its look-alike options are easy to interchange. | 💎 PNC GK Pearl: Article 352 → covers national emergency; Article 356, President's rule; Article 360, financial emergency</w:t>
       </w:r>
     </w:p>
     <w:p>
@@ -5254,7 +5254,7 @@
     </w:p>
     <w:p>
       <w:r>
-        <w:t>Solution: Bharat Ratna is India's highest civilian honour.</w:t>
+        <w:t>Solution: ✅ Correct Answer: A. Bharat Ratna | 🧠 Explanation: Bharat Ratna is India's highest civilian honour. | ❌ Why Not Others? | B — Padma Vibhushan: not the correct fact here | C — Param Vir Chakra: not the correct fact here | D — Padma Shri: not the correct fact here | ⚠️ Exam Trap: Read the exact question — the correct fact and its look-alike options are easy to interchange. | 💎 PNC GK Pearl: Bharat Ratna → India's highest civilian honour</w:t>
       </w:r>
     </w:p>
     <w:p>
@@ -5299,7 +5299,7 @@
     </w:p>
     <w:p>
       <w:r>
-        <w:t>Solution: Frequency is measured in hertz (Hz); loudness in decibels.</w:t>
+        <w:t>Solution: ✅ Correct Answer: A. Hertz | 🧠 Explanation: Frequency is measured in hertz (Hz); loudness in decibels. | ❌ Why Not Others? | B — Decibel: not the unit of frequency | C — Newton: Force is measured in newtons (N); work in joules. — not the unit of frequency | D — Lux: not the unit of frequency | ⚠️ Exam Trap: Match each unit to its exact quantity — units of related quantities are the classic trap. | 💎 PNC GK Pearl: Hertz = unit of frequency</w:t>
       </w:r>
     </w:p>
     <w:p>
@@ -5344,7 +5344,7 @@
     </w:p>
     <w:p>
       <w:r>
-        <w:t>Solution: Desert National Park spans Jaisalmer and Barmer, protecting desert ecosystems and the Great Indian Bustard.</w:t>
+        <w:t>Solution: ✅ Correct Answer: A. Jaisalmer and Barmer | 🧠 Explanation: Desert National Park spans Jaisalmer and Barmer, protecting desert ecosystems and the Great Indian Bustard. | ❌ Why Not Others? | B — Bikaner: MGS University is in Bikaner. — not the correct location | C — Jodhpur: Jodhpur = Blue City — not the correct location | D — Nagaur: Didwana-Kuchaman was carved from Nagaur. — not the correct location | ⚠️ Exam Trap: Read the exact question — the correct fact and its look-alike options are easy to interchange. | 💎 PNC GK Pearl: Jaisalmer and Barmer → Desert National Park spans , protecting desert ecosystems and the Great Indian Bustard</w:t>
       </w:r>
     </w:p>
     <w:p>
@@ -5389,7 +5389,7 @@
     </w:p>
     <w:p>
       <w:r>
-        <w:t>Solution: The 42nd Amendment added Part IVA (Fundamental Duties), based on the Soviet Constitution.</w:t>
+        <w:t>Solution: ✅ Correct Answer: A. The 42nd Amendment (1976) | 🧠 Explanation: The 42nd Amendment added Part IVA (Fundamental Duties), based on the Soviet Constitution. | ❌ Why Not Others? | B — The 44th Amendment: not the correct fact here | C — The 86th Amendment: not the correct fact here | D — The 73rd Amendment: not the correct fact here | ⚠️ Exam Trap: Don’t confuse "The 42nd Amendment (1976)" with "The 44th Amendment" — they look alike and are easy to interchange. | 💎 PNC GK Pearl: The 42nd Amendment (1976) → The 42nd Amendment added Part IVA (Fundamental Duties), based on the Soviet Constitution</w:t>
       </w:r>
     </w:p>
     <w:p>
@@ -5434,7 +5434,7 @@
     </w:p>
     <w:p>
       <w:r>
-        <w:t>Solution: चन्द्रमा के पर्याय: शशि, इंदु, सोम, राकेश, निशाकर।</w:t>
+        <w:t>Solution: ✅ Correct Answer: A. इंदु | 🧠 Grammar Rule: चन्द्रमा के पर्याय: शशि, इंदु, सोम, राकेश, निशाकर। | ❌ Why Not Others? | B — भानु: 'सूर्य' के पर्यायवाची हैं भानु, रवि, दिनकर। | C — दिनकर: 'सूर्य' का पर्यायवाची 'दिनकर' है। | D — अर्क: not the correct answer here | ⚠️ Exam Trap: Read the exact question — the correct fact and its look-alike options are easy to interchange. | 📌 Rule to Remember: इंदु → चन्द्रमा के पर्याय: शशि, , सोम, राकेश, निशाकर।</w:t>
       </w:r>
     </w:p>
     <w:p>
@@ -5479,7 +5479,7 @@
     </w:p>
     <w:p>
       <w:r>
-        <w:t>Solution: पर्वत के पर्याय: गिरि, नग, अचल, भूधर, महीधर।</w:t>
+        <w:t>Solution: ✅ Correct Answer: A. नग | 🧠 Grammar Rule: पर्वत के पर्याय: गिरि, नग, अचल, भूधर, महीधर। | ❌ Why Not Others? | B — सिंधु: समुद्र के पर्याय: सागर, सिंधु, उदधि, वारिधि। | C — तरु: not the correct answer here | D — पयोधर: not the correct answer here | ⚠️ Exam Trap: Read the exact question — the correct fact and its look-alike options are easy to interchange. | 📌 Rule to Remember: नग → पर्वत के पर्याय: गिरि, , अचल, भूधर, महीधर।</w:t>
       </w:r>
     </w:p>
     <w:p>
@@ -5524,7 +5524,7 @@
     </w:p>
     <w:p>
       <w:r>
-        <w:t>Solution: शुद्ध रूप 'विद्वान' है।</w:t>
+        <w:t>Solution: ✅ Correct Answer: A. विद्वान | 🧠 Grammar Rule: शुद्ध रूप 'विद्वान' है। | ❌ Why Not Others? | B — विदवान: not the correct answer here | C — विद्वन: not the correct answer here | D — विद्धान: not the correct answer here | ⚠️ Exam Trap: Read the exact question — the correct fact and its look-alike options are easy to interchange. | 📌 Rule to Remember: विद्वान → शुद्ध रूप ' ' है।</w:t>
       </w:r>
     </w:p>
     <w:p>
@@ -5569,7 +5569,7 @@
     </w:p>
     <w:p>
       <w:r>
-        <w:t>Solution: उन्नति का विलोम 'अवनति' है।</w:t>
+        <w:t>Solution: ✅ Correct Answer: A. अवनति | 🧠 Grammar Rule: उन्नति का विलोम 'अवनति' है। | ❌ Why Not Others? | B — प्रगति: not the correct answer here | C — विकास: not the correct answer here | D — उत्थान: not the correct answer here | ⚠️ Exam Trap: Read the exact question — the correct fact and its look-alike options are easy to interchange. | 📌 Rule to Remember: अवनति → उन्नति का विलोम ' ' है।</w:t>
       </w:r>
     </w:p>
     <w:p>
@@ -5614,7 +5614,7 @@
     </w:p>
     <w:p>
       <w:r>
-        <w:t>Solution: An aviary houses birds; an apiary houses bees.</w:t>
+        <w:t>Solution: ✅ Correct Answer: A. Aviary | 🧠 Grammar Rule: An aviary houses birds; an apiary houses bees. | ❌ Why Not Others? | B — Apiary: An apiary is a bee farm; an aviary houses birds. | C — Aquarium: not the correct answer here | D — Kennel: not the correct answer here | ⚠️ Exam Trap: Read the exact question — the correct fact and its look-alike options are easy to interchange. | 📌 Rule to Remember: Aviary → houses birds; an apiary houses bees</w:t>
       </w:r>
     </w:p>
     <w:p>
@@ -5659,7 +5659,7 @@
     </w:p>
     <w:p>
       <w:r>
-        <w:t>Solution: 'Could' is polite for requests.</w:t>
+        <w:t>Solution: ✅ Correct Answer: A. Could | 🧠 Grammar Rule: 'Could' is polite for requests. | ❌ Why Not Others? | B — Must: 'Must not' expresses prohibition. | C — Need: not the correct answer here | D — Dare: not the correct answer here | ⚠️ Exam Trap: Read the exact question — the correct fact and its look-alike options are easy to interchange. | 📌 Rule to Remember: Could → polite for requests</w:t>
       </w:r>
     </w:p>
     <w:p>
@@ -5704,7 +5704,7 @@
     </w:p>
     <w:p>
       <w:r>
-        <w:t>Solution: After 'as if', use the past subjunctive for unreal comparison.</w:t>
+        <w:t>Solution: ✅ Correct Answer: A. He talks as if he knew everything. | 🧠 Grammar Rule: After 'as if', use the past subjunctive for unreal comparison. | ❌ Why Not Others? | B — He talks as if he knows everything.: not the correct answer here | C — He talks as if he know everything.: not the correct answer here | D — He talks as if he has knew everything.: not the correct answer here | ⚠️ Exam Trap: Don’t confuse "He talks as if he knew everything." with "He talks as if he has knew everything." — they look alike and are easy to interchange. | 📌 Rule to Remember: He talks as if he knew everything. → After 'as if', use the past subjunctive for unreal comparison</w:t>
       </w:r>
     </w:p>
     <w:p>
@@ -5749,7 +5749,7 @@
     </w:p>
     <w:p>
       <w:r>
-        <w:t>Solution: The correct spelling is 'maintenance'.</w:t>
+        <w:t>Solution: ✅ Correct Answer: A. Maintenance | 🧠 Grammar Rule: The correct spelling is 'maintenance'. | ❌ Why Not Others? | B — Maintainance: a misspelling of the correct word | C — Maintanance: a misspelling of the correct word | D — Maintenence: a misspelling of the correct word | ⚠️ Exam Trap: Wrong spellings usually differ by just one letter — read every option letter by letter. | 📌 Rule to Remember: Correct spelling: Maintenance</w:t>
       </w:r>
     </w:p>
     <w:p>
@@ -5794,7 +5794,7 @@
     </w:p>
     <w:p>
       <w:r>
-        <w:t>Solution: 'Must not' expresses prohibition.</w:t>
+        <w:t>Solution: ✅ Correct Answer: A. must | 🧠 Grammar Rule: 'Must not' expresses prohibition. | ❌ Why Not Others? | B — can: not the correct answer here | C — might: not the correct answer here | D — should only: not the correct answer here | ⚠️ Exam Trap: Read the exact question — the correct fact and its look-alike options are easy to interchange. | 📌 Rule to Remember: must → not' expresses prohibition</w:t>
       </w:r>
     </w:p>
     <w:p>
@@ -5839,7 +5839,7 @@
     </w:p>
     <w:p>
       <w:r>
-        <w:t>Solution: 'Honest' begins with a vowel sound, so 'an' is used.</w:t>
+        <w:t>Solution: ✅ Correct Answer: A. an | 🧠 Grammar Rule: 'Honest' begins with a vowel sound, so 'an' is used. | ❌ Why Not Others? | B — a: 'University' begins with a 'yu' sound, so 'a'. | C — the: Rivers take the definite article 'the'. | D — no article: not the correct answer here | ⚠️ Exam Trap: Don’t confuse "an" with "a" — they look alike and are easy to interchange. | 📌 Rule to Remember: an → Honest' begins with a vowel sound, so ' ' is used</w:t>
       </w:r>
     </w:p>
     <w:p>
@@ -5884,7 +5884,7 @@
     </w:p>
     <w:p>
       <w:r>
-        <w:t>Solution: Wishes about unreal situations use the subjunctive 'were'.</w:t>
+        <w:t>Solution: ✅ Correct Answer: A. I wish I were a king. | 🧠 Grammar Rule: Wishes about unreal situations use the subjunctive 'were'. | ❌ Why Not Others? | B — I wish I was a king.: not the correct answer here | C — I wish I am a king.: not the correct answer here | D — I wish I be a king.: not the correct answer here | ⚠️ Exam Trap: Don’t confuse "I wish I were a king." with "I wish I am a king." — they look alike and are easy to interchange. | 📌 Rule to Remember: I wish I were a king. → Wishes about unreal situations use the subjunctive 'were'</w:t>
       </w:r>
     </w:p>
     <w:p>
@@ -5929,7 +5929,7 @@
     </w:p>
     <w:p>
       <w:r>
-        <w:t>Solution: Days of the week take 'on'.</w:t>
+        <w:t>Solution: ✅ Correct Answer: A. on | 🧠 Grammar Rule: Days of the week take 'on'. | ❌ Why Not Others? | B — in: not the correct answer here | C — at: We say 'good at' a subject or skill. | D — by: We say 'abide by' rules. | ⚠️ Exam Trap: Read the exact question — the correct fact and its look-alike options are easy to interchange. | 📌 Rule to Remember: on → Days of the week take ' '</w:t>
       </w:r>
     </w:p>
     <w:p>
@@ -5974,7 +5974,7 @@
     </w:p>
     <w:p>
       <w:r>
-        <w:t>Solution: व्यंजन संधि: त् + ज = ज्ज, अतः 'सज्जन'।</w:t>
+        <w:t>Solution: ✅ Correct Answer: A. सज्जन | 🧠 Grammar Rule: व्यंजन संधि: त् + ज = ज्ज, अतः 'सज्जन'। | ❌ Why Not Others? | B — सत्जन: not the correct answer here | C — सजन: not the correct answer here | D — सद्जन: not the correct answer here | ⚠️ Exam Trap: Read the exact question — the correct fact and its look-alike options are easy to interchange. | 📌 Rule to Remember: सज्जन → व्यंजन संधि: त् + ज = ज्ज, अतः ' '।</w:t>
       </w:r>
     </w:p>
     <w:p>
@@ -6019,7 +6019,7 @@
     </w:p>
     <w:p>
       <w:r>
-        <w:t>Solution: 'खेलता है' सामान्य वर्तमान काल है।</w:t>
+        <w:t>Solution: ✅ Correct Answer: A. वर्तमान काल | 🧠 Grammar Rule: 'खेलता है' सामान्य वर्तमान काल है। | ❌ Why Not Others? | B — भूतकाल: 'आया था' पूर्ण भूतकाल है। | C — भविष्यत् काल: 'देंगे' सामान्य भविष्यत् काल है। | D — पूर्ण भूतकाल: 'आया था' पूर्ण भूतकाल है। | ⚠️ Exam Trap: Read the exact question — the correct fact and its look-alike options are easy to interchange. | 📌 Rule to Remember: वर्तमान काल → खेलता है' सामान्य है।</w:t>
       </w:r>
     </w:p>
     <w:p>
@@ -6064,7 +6064,7 @@
     </w:p>
     <w:p>
       <w:r>
-        <w:t>Solution: इसका अर्थ है एक काम से दोहरा लाभ मिलना।</w:t>
+        <w:t>Solution: ✅ Correct Answer: A. दोहरा लाभ | 🧠 Grammar Rule: इसका अर्थ है एक काम से दोहरा लाभ मिलना। | ❌ Why Not Others? | B — फल खाना: not the correct answer here | C — दुकानदारी: not the correct answer here | D — मीठे आम: not the correct answer here | ⚠️ Exam Trap: Read the exact question — the correct fact and its look-alike options are easy to interchange. | 📌 Rule to Remember: दोहरा लाभ → इसका अर्थ है एक काम से मिलना।</w:t>
       </w:r>
     </w:p>
     <w:p>
@@ -6109,7 +6109,7 @@
     </w:p>
     <w:p>
       <w:r>
-        <w:t>Solution: 64-bit CPUs process more data and support more RAM.</w:t>
+        <w:t>Solution: ✅ Correct Answer: A. How the CPU handles data/addresses | 🧠 Explanation: 64-bit CPUs process more data and support more RAM. | ❌ Why Not Others? | B — Screen size: not the correct option here | C — File size: Compression saves space and speeds transfers. | D — RAM size only: not the correct option here | ⚠️ Exam Trap: Read the exact question — the correct fact and its look-alike options are easy to interchange. | 💎 PNC Pearl: How the CPU handles data/addresses → 64-bit CPUs process more data and support more RAM</w:t>
       </w:r>
     </w:p>
     <w:p>
@@ -6154,7 +6154,7 @@
     </w:p>
     <w:p>
       <w:r>
-        <w:t>Solution: Speaker view enlarges the person currently talking.</w:t>
+        <w:t>Solution: ✅ Correct Answer: A. Highlights the active speaker | 🧠 Explanation: Speaker view enlarges the person currently talking. | ❌ Why Not Others? | B — Shows everyone equally: not the correct option here | C — Hides the speaker: not the correct option here | D — Mutes the speaker: not the correct option here | ⚠️ Exam Trap: Don’t confuse "Highlights the active speaker" with "Hides the speaker" — they look alike and are easy to interchange. | 💎 PNC Pearl: Highlights the active speaker → Speaker view enlarges the person currently talking</w:t>
       </w:r>
     </w:p>
     <w:p>
@@ -6199,7 +6199,7 @@
     </w:p>
     <w:p>
       <w:r>
-        <w:t>Solution: Windows Firewall is managed from Settings/Control Panel.</w:t>
+        <w:t>Solution: ✅ Correct Answer: A. Control Panel/Settings | 🧠 Explanation: Windows Firewall is managed from Settings/Control Panel. | ❌ Why Not Others? | B — File Explorer: Win+E opens File Explorer in Windows. | C — Taskbar only: not the correct option here | D — Recycle Bin: not the correct option here | ⚠️ Exam Trap: Read the exact question — the correct fact and its look-alike options are easy to interchange. | 💎 PNC Pearl: Control Panel/Settings → Windows Firewall is managed from Settings/Control Panel</w:t>
       </w:r>
     </w:p>
     <w:p>
@@ -6244,7 +6244,7 @@
     </w:p>
     <w:p>
       <w:r>
-        <w:t>Solution: Joysticks input directional control, common in games and simulators.</w:t>
+        <w:t>Solution: ✅ Correct Answer: A. Gaming and control applications | 🧠 Explanation: Joysticks input directional control, common in games and simulators. | ❌ Why Not Others? | B — Printing: Plotters print large-format graphics and blueprints. | C — Scanning: not the correct option here | D — Storing data: not the correct option here | ⚠️ Exam Trap: Read the exact question — the correct fact and its look-alike options are easy to interchange. | 💎 PNC Pearl: Gaming and control applications → Joysticks input directional control, common in games and simulators</w:t>
       </w:r>
     </w:p>
     <w:p>
@@ -6289,7 +6289,7 @@
     </w:p>
     <w:p>
       <w:r>
-        <w:t>Solution: HTTPS encrypts communication between browser and website.</w:t>
+        <w:t>Solution: ✅ Correct Answer: A. HyperText Transfer Protocol Secure | 🧠 Explanation: HTTPS encrypts communication between browser and website. | ❌ Why Not Others? | B — HyperText Transfer System: not the correct option here | C — High Transfer Protocol Secure: not the correct option here | D — Hyperlink Text Protocol: not the correct option here | ⚠️ Exam Trap: Don’t confuse "HyperText Transfer Protocol Secure" with "High Transfer Protocol Secure" — they look alike and are easy to interchange. | 💎 PNC Pearl: HyperText Transfer Protocol Secure → HTTPS encrypts communication between browser and website</w:t>
       </w:r>
     </w:p>
     <w:p>
@@ -6334,7 +6334,7 @@
     </w:p>
     <w:p>
       <w:r>
-        <w:t>Solution: F5 starts the show from slide one; Shift+F5 from the current slide.</w:t>
+        <w:t>Solution: ✅ Correct Answer: A. F5 | 🧠 Explanation: F5 starts the show from slide one; Shift+F5 from the current slide. | ❌ Why Not Others? | B — F1: Opens help in Windows and most applications. | C — F12: (or Esc/F11) opens the one-time boot menu on many systems. | D — Esc: Ctrl+Shift+Esc opens Task Manager directly. | ⚠️ Exam Trap: Read the exact question — the correct fact and its look-alike options are easy to interchange. | 💎 PNC Pearl: F5 → starts the show from slide one; Shift+ from the current slide</w:t>
       </w:r>
     </w:p>
     <w:p>
@@ -6379,7 +6379,7 @@
     </w:p>
     <w:p>
       <w:r>
-        <w:t>Solution: Android is Google's mobile OS; iOS is Apple's.</w:t>
+        <w:t>Solution: ✅ Correct Answer: A. Android | 🧠 Explanation: Android is Google's mobile OS; iOS is Apple's. | ❌ Why Not Others? | B — iOS: Runs on iPhones; Android is Google's mobile OS. | C — Windows Phone: not the correct option here | D — Symbian: not the correct option here | ⚠️ Exam Trap: Read the exact question — the correct fact and its look-alike options are easy to interchange. | 💎 PNC Pearl: Android → Google's mobile OS; iOS is Apple's</w:t>
       </w:r>
     </w:p>
     <w:p>
@@ -6424,7 +6424,7 @@
     </w:p>
     <w:p>
       <w:r>
-        <w:t>Solution: Nested folders are subfolders; the topmost is the root.</w:t>
+        <w:t>Solution: ✅ Correct Answer: A. Subfolder | 🧠 Explanation: Nested folders are subfolders; the topmost is the root. | ❌ Why Not Others? | B — Root folder: not the correct option here | C — Desktop: The desktop with icons and taskbar appears after login. | D — Shortcut: Hotkeys speed up common tasks. | ⚠️ Exam Trap: Read the exact question — the correct fact and its look-alike options are easy to interchange. | 💎 PNC Pearl: Subfolder → Nested folders are subfolders; the topmost is the root</w:t>
       </w:r>
     </w:p>
     <w:p>
@@ -6469,7 +6469,7 @@
     </w:p>
     <w:p>
       <w:r>
-        <w:t>Solution: Laser printers are fast, quiet, and produce high-quality output.</w:t>
+        <w:t>Solution: ✅ Correct Answer: A. Laser printer | 🧠 Explanation: Laser printers are fast, quiet, and produce high-quality output. | ❌ Why Not Others? | B — Dot matrix printer: Impact (dot-matrix) printers can print through carbon copies. | C — Inkjet printer: not the correct option here | D — Thermal printer: not the correct option here | ⚠️ Exam Trap: Read the exact question — the correct fact and its look-alike options are easy to interchange. | 💎 PNC Pearl: Laser printer → Laser printers are fast, quiet, and produce high-quality output</w:t>
       </w:r>
     </w:p>
     <w:p>
@@ -6514,7 +6514,7 @@
     </w:p>
     <w:p>
       <w:r>
-        <w:t>Solution: The taskbar's notification area holds the clock and volume.</w:t>
+        <w:t>Solution: ✅ Correct Answer: A. System tray (notification area) | 🧠 Explanation: The taskbar's notification area holds the clock and volume. | ❌ Why Not Others? | B — Start menu: The Windows/⊞ key opens Start and combines with shortcuts. | C — File Explorer: Win+E opens File Explorer in Windows. | D — Desktop wallpaper: not the correct option here | ⚠️ Exam Trap: Read the exact question — the correct fact and its look-alike options are easy to interchange. | 💎 PNC Pearl: System tray (notification area) → The taskbar's notification area holds the clock and volume</w:t>
       </w:r>
     </w:p>
     <w:p>
@@ -6559,7 +6559,7 @@
     </w:p>
     <w:p>
       <w:r>
-        <w:t>Solution: Narrator reads screen content aloud.</w:t>
+        <w:t>Solution: ✅ Correct Answer: A. Screen reader for visually impaired users | 🧠 Explanation: Narrator reads screen content aloud. | ❌ Why Not Others? | B — Music player: not the correct option here | C — Text editor: not the correct option here | D — Browser: CSRF abuses the user's authenticated session. | ⚠️ Exam Trap: Read the exact question — the correct fact and its look-alike options are easy to interchange. | 💎 PNC Pearl: Screen reader for visually impaired users → Narrator reads screen content aloud</w:t>
       </w:r>
     </w:p>
     <w:p>
@@ -6604,7 +6604,7 @@
     </w:p>
     <w:p>
       <w:r>
-        <w:t>Solution: Charts are inserted from the Insert tab's Charts group.</w:t>
+        <w:t>Solution: ✅ Correct Answer: A. Insert tab | 🧠 Explanation: Charts are inserted from the Insert tab's Charts group. | ❌ Why Not Others? | B — Home tab: Bullets and numbering are in the Paragraph group. | C — Data tab: not the correct option here | D — View tab: not the correct option here | ⚠️ Exam Trap: Read the exact question — the correct fact and its look-alike options are easy to interchange. | 💎 PNC Pearl: Insert tab → Charts are inserted from 's Charts group</w:t>
       </w:r>
     </w:p>
     <w:p>
@@ -6649,7 +6649,7 @@
     </w:p>
     <w:p>
       <w:r>
-        <w:t>Solution: Freeze Panes locks rows/columns so they stay visible.</w:t>
+        <w:t>Solution: ✅ Correct Answer: A. Freeze Panes | 🧠 Explanation: Freeze Panes locks rows/columns so they stay visible. | ❌ Why Not Others? | B — Split: not the correct option here | C — Sort: not the correct option here | D — Filter: Firewalls block unauthorised traffic based on rules. | ⚠️ Exam Trap: Read the exact question — the correct fact and its look-alike options are easy to interchange. | 💎 PNC Pearl: Freeze Panes → locks rows/columns so they stay visible</w:t>
       </w:r>
     </w:p>
     <w:p>
@@ -6694,7 +6694,7 @@
     </w:p>
     <w:p>
       <w:r>
-        <w:t>Solution: Notepad saves plain text as .txt.</w:t>
+        <w:t>Solution: ✅ Correct Answer: A. .txt | 🧠 Explanation: Notepad saves plain text as .txt. | ❌ Why Not Others? | B — .docx: Word files use .docx; Excel .xlsx; PowerPoint .pptx. | C — .pdf: not the correct option here | D — .html: not the correct option here | ⚠️ Exam Trap: Read the exact question — the correct fact and its look-alike options are easy to interchange. | 💎 PNC Pearl: Notepad saves plain text as .txt.</w:t>
       </w:r>
     </w:p>
     <w:p>
@@ -6739,7 +6739,7 @@
     </w:p>
     <w:p>
       <w:r>
-        <w:t>Solution: Grid view displays multiple participant videos at once.</w:t>
+        <w:t>Solution: ✅ Correct Answer: A. Shows all participants in a grid | 🧠 Explanation: Grid view displays multiple participant videos at once. | ❌ Why Not Others? | B — Shows only the presenter: not the correct option here | C — Hides everyone: not the correct option here | D — Zooms the screen: not the correct option here | ⚠️ Exam Trap: Read the exact question — the correct fact and its look-alike options are easy to interchange. | 💎 PNC Pearl: Shows all participants in a grid → Grid view displays multiple participant videos at once</w:t>
       </w:r>
     </w:p>
     <w:p>
